--- a/docs/tables/entire/sec4_any_hosp.docx
+++ b/docs/tables/entire/sec4_any_hosp.docx
@@ -997,7 +997,7 @@
                 <w:szCs w:val="22"/>
                 <w:color w:val="000000"/>
               </w:rPr>
-              <w:t xml:space="preserve">0.007</w:t>
+              <w:t xml:space="preserve">0.006</w:t>
             </w:r>
           </w:p>
         </w:tc>
@@ -1480,7 +1480,7 @@
                 <w:szCs w:val="22"/>
                 <w:color w:val="000000"/>
               </w:rPr>
-              <w:t xml:space="preserve">0.018</w:t>
+              <w:t xml:space="preserve">0.015</w:t>
             </w:r>
           </w:p>
         </w:tc>
@@ -1692,7 +1692,7 @@
                 <w:szCs w:val="22"/>
                 <w:color w:val="000000"/>
               </w:rPr>
-              <w:t xml:space="preserve">0.110</w:t>
+              <w:t xml:space="preserve">0.091</w:t>
             </w:r>
           </w:p>
         </w:tc>
@@ -2876,7 +2876,7 @@
                 <w:szCs w:val="22"/>
                 <w:color w:val="000000"/>
               </w:rPr>
-              <w:t xml:space="preserve">0.94, 1.52</w:t>
+              <w:t xml:space="preserve">0.93, 1.51</w:t>
             </w:r>
           </w:p>
         </w:tc>
@@ -3088,7 +3088,7 @@
                 <w:szCs w:val="22"/>
                 <w:color w:val="000000"/>
               </w:rPr>
-              <w:t xml:space="preserve">1.05, 2.03</w:t>
+              <w:t xml:space="preserve">1.05, 2.02</w:t>
             </w:r>
           </w:p>
         </w:tc>
@@ -3412,7 +3412,7 @@
                 <w:szCs w:val="22"/>
                 <w:color w:val="000000"/>
               </w:rPr>
-              <w:t xml:space="preserve">0.010</w:t>
+              <w:t xml:space="preserve">0.012</w:t>
             </w:r>
           </w:p>
         </w:tc>
@@ -3571,60 +3571,60 @@
                 <w:szCs w:val="22"/>
                 <w:color w:val="000000"/>
               </w:rPr>
-              <w:t xml:space="preserve">0.96, 1.06</w:t>
-            </w:r>
-          </w:p>
-        </w:tc>
-        <w:tc>
-          <w:tcPr>
-            <w:tcBorders>
-              <w:bottom w:val="none" w:sz="0" w:space="0" w:color="000000"/>
-              <w:top w:val="none" w:sz="0" w:space="0" w:color="000000"/>
-              <w:left w:val="none" w:sz="0" w:space="0" w:color="000000"/>
-              <w:right w:val="none" w:sz="0" w:space="0" w:color="000000"/>
-            </w:tcBorders>
-            <w:shd w:val="clear" w:color="auto" w:fill="FFFFFF"/>
-            <w:tcMar>
-              <w:top w:w="0" w:type="dxa"/>
-              <w:bottom w:w="0" w:type="dxa"/>
-              <w:left w:w="0" w:type="dxa"/>
-              <w:right w:w="0" w:type="dxa"/>
-            </w:tcMar>
-            <w:vAlign w:val="top"/>
-          </w:tcPr>
-          <w:p>
-            <w:pPr>
-              <w:pStyle w:val="Normal"/>
-              <w:jc w:val="center"/>
-              <w:pBdr>
-                <w:bottom w:val="none" w:sz="0" w:space="0" w:color="000000"/>
-                <w:top w:val="none" w:sz="0" w:space="0" w:color="000000"/>
-                <w:left w:val="none" w:sz="0" w:space="0" w:color="000000"/>
-                <w:right w:val="none" w:sz="0" w:space="0" w:color="000000"/>
-              </w:pBdr>
-              <w:spacing w:after="100" w:before="100" w:line="240"/>
-              <w:ind w:left="100" w:right="100" w:firstLine="0" w:firstLineChars="0"/>
-              <w:rPr>
-                <w:rFonts w:ascii="Helvetica" w:hAnsi="Helvetica" w:eastAsia="Helvetica" w:cs="Helvetica"/>
-                <w:i w:val="false"/>
-                <w:b w:val="false"/>
-                <w:u w:val="none"/>
-                <w:sz w:val="22"/>
-                <w:szCs w:val="22"/>
-                <w:color w:val="000000"/>
-              </w:rPr>
-            </w:pPr>
-            <w:r>
-              <w:rPr>
-                <w:rFonts w:ascii="Helvetica" w:hAnsi="Helvetica" w:eastAsia="Helvetica" w:cs="Helvetica"/>
-                <w:i w:val="false"/>
-                <w:b w:val="false"/>
-                <w:u w:val="none"/>
-                <w:sz w:val="22"/>
-                <w:szCs w:val="22"/>
-                <w:color w:val="000000"/>
-              </w:rPr>
-              <w:t xml:space="preserve">0.690</w:t>
+              <w:t xml:space="preserve">0.96, 1.05</w:t>
+            </w:r>
+          </w:p>
+        </w:tc>
+        <w:tc>
+          <w:tcPr>
+            <w:tcBorders>
+              <w:bottom w:val="none" w:sz="0" w:space="0" w:color="000000"/>
+              <w:top w:val="none" w:sz="0" w:space="0" w:color="000000"/>
+              <w:left w:val="none" w:sz="0" w:space="0" w:color="000000"/>
+              <w:right w:val="none" w:sz="0" w:space="0" w:color="000000"/>
+            </w:tcBorders>
+            <w:shd w:val="clear" w:color="auto" w:fill="FFFFFF"/>
+            <w:tcMar>
+              <w:top w:w="0" w:type="dxa"/>
+              <w:bottom w:w="0" w:type="dxa"/>
+              <w:left w:w="0" w:type="dxa"/>
+              <w:right w:w="0" w:type="dxa"/>
+            </w:tcMar>
+            <w:vAlign w:val="top"/>
+          </w:tcPr>
+          <w:p>
+            <w:pPr>
+              <w:pStyle w:val="Normal"/>
+              <w:jc w:val="center"/>
+              <w:pBdr>
+                <w:bottom w:val="none" w:sz="0" w:space="0" w:color="000000"/>
+                <w:top w:val="none" w:sz="0" w:space="0" w:color="000000"/>
+                <w:left w:val="none" w:sz="0" w:space="0" w:color="000000"/>
+                <w:right w:val="none" w:sz="0" w:space="0" w:color="000000"/>
+              </w:pBdr>
+              <w:spacing w:after="100" w:before="100" w:line="240"/>
+              <w:ind w:left="100" w:right="100" w:firstLine="0" w:firstLineChars="0"/>
+              <w:rPr>
+                <w:rFonts w:ascii="Helvetica" w:hAnsi="Helvetica" w:eastAsia="Helvetica" w:cs="Helvetica"/>
+                <w:i w:val="false"/>
+                <w:b w:val="false"/>
+                <w:u w:val="none"/>
+                <w:sz w:val="22"/>
+                <w:szCs w:val="22"/>
+                <w:color w:val="000000"/>
+              </w:rPr>
+            </w:pPr>
+            <w:r>
+              <w:rPr>
+                <w:rFonts w:ascii="Helvetica" w:hAnsi="Helvetica" w:eastAsia="Helvetica" w:cs="Helvetica"/>
+                <w:i w:val="false"/>
+                <w:b w:val="false"/>
+                <w:u w:val="none"/>
+                <w:sz w:val="22"/>
+                <w:szCs w:val="22"/>
+                <w:color w:val="000000"/>
+              </w:rPr>
+              <w:t xml:space="preserve">0.730</w:t>
             </w:r>
           </w:p>
         </w:tc>
@@ -4755,113 +4755,113 @@
                 <w:szCs w:val="22"/>
                 <w:color w:val="000000"/>
               </w:rPr>
-              <w:t xml:space="preserve">1.42</w:t>
-            </w:r>
-          </w:p>
-        </w:tc>
-        <w:tc>
-          <w:tcPr>
-            <w:tcBorders>
-              <w:bottom w:val="none" w:sz="0" w:space="0" w:color="000000"/>
-              <w:top w:val="none" w:sz="0" w:space="0" w:color="000000"/>
-              <w:left w:val="none" w:sz="0" w:space="0" w:color="000000"/>
-              <w:right w:val="none" w:sz="0" w:space="0" w:color="000000"/>
-            </w:tcBorders>
-            <w:shd w:val="clear" w:color="auto" w:fill="FFFFFF"/>
-            <w:tcMar>
-              <w:top w:w="0" w:type="dxa"/>
-              <w:bottom w:w="0" w:type="dxa"/>
-              <w:left w:w="0" w:type="dxa"/>
-              <w:right w:w="0" w:type="dxa"/>
-            </w:tcMar>
-            <w:vAlign w:val="top"/>
-          </w:tcPr>
-          <w:p>
-            <w:pPr>
-              <w:pStyle w:val="Normal"/>
-              <w:jc w:val="center"/>
-              <w:pBdr>
-                <w:bottom w:val="none" w:sz="0" w:space="0" w:color="000000"/>
-                <w:top w:val="none" w:sz="0" w:space="0" w:color="000000"/>
-                <w:left w:val="none" w:sz="0" w:space="0" w:color="000000"/>
-                <w:right w:val="none" w:sz="0" w:space="0" w:color="000000"/>
-              </w:pBdr>
-              <w:spacing w:after="100" w:before="100" w:line="240"/>
-              <w:ind w:left="100" w:right="100" w:firstLine="0" w:firstLineChars="0"/>
-              <w:rPr>
-                <w:rFonts w:ascii="Helvetica" w:hAnsi="Helvetica" w:eastAsia="Helvetica" w:cs="Helvetica"/>
-                <w:i w:val="false"/>
-                <w:b w:val="false"/>
-                <w:u w:val="none"/>
-                <w:sz w:val="22"/>
-                <w:szCs w:val="22"/>
-                <w:color w:val="000000"/>
-              </w:rPr>
-            </w:pPr>
-            <w:r>
-              <w:rPr>
-                <w:rFonts w:ascii="Helvetica" w:hAnsi="Helvetica" w:eastAsia="Helvetica" w:cs="Helvetica"/>
-                <w:i w:val="false"/>
-                <w:b w:val="false"/>
-                <w:u w:val="none"/>
-                <w:sz w:val="22"/>
-                <w:szCs w:val="22"/>
-                <w:color w:val="000000"/>
-              </w:rPr>
-              <w:t xml:space="preserve">1.12, 1.81</w:t>
-            </w:r>
-          </w:p>
-        </w:tc>
-        <w:tc>
-          <w:tcPr>
-            <w:tcBorders>
-              <w:bottom w:val="none" w:sz="0" w:space="0" w:color="000000"/>
-              <w:top w:val="none" w:sz="0" w:space="0" w:color="000000"/>
-              <w:left w:val="none" w:sz="0" w:space="0" w:color="000000"/>
-              <w:right w:val="none" w:sz="0" w:space="0" w:color="000000"/>
-            </w:tcBorders>
-            <w:shd w:val="clear" w:color="auto" w:fill="FFFFFF"/>
-            <w:tcMar>
-              <w:top w:w="0" w:type="dxa"/>
-              <w:bottom w:w="0" w:type="dxa"/>
-              <w:left w:w="0" w:type="dxa"/>
-              <w:right w:w="0" w:type="dxa"/>
-            </w:tcMar>
-            <w:vAlign w:val="top"/>
-          </w:tcPr>
-          <w:p>
-            <w:pPr>
-              <w:pStyle w:val="Normal"/>
-              <w:jc w:val="center"/>
-              <w:pBdr>
-                <w:bottom w:val="none" w:sz="0" w:space="0" w:color="000000"/>
-                <w:top w:val="none" w:sz="0" w:space="0" w:color="000000"/>
-                <w:left w:val="none" w:sz="0" w:space="0" w:color="000000"/>
-                <w:right w:val="none" w:sz="0" w:space="0" w:color="000000"/>
-              </w:pBdr>
-              <w:spacing w:after="100" w:before="100" w:line="240"/>
-              <w:ind w:left="100" w:right="100" w:firstLine="0" w:firstLineChars="0"/>
-              <w:rPr>
-                <w:rFonts w:ascii="Helvetica" w:hAnsi="Helvetica" w:eastAsia="Helvetica" w:cs="Helvetica"/>
-                <w:i w:val="false"/>
-                <w:b w:val="false"/>
-                <w:u w:val="none"/>
-                <w:sz w:val="22"/>
-                <w:szCs w:val="22"/>
-                <w:color w:val="000000"/>
-              </w:rPr>
-            </w:pPr>
-            <w:r>
-              <w:rPr>
-                <w:rFonts w:ascii="Helvetica" w:hAnsi="Helvetica" w:eastAsia="Helvetica" w:cs="Helvetica"/>
-                <w:i w:val="false"/>
-                <w:b w:val="false"/>
-                <w:u w:val="none"/>
-                <w:sz w:val="22"/>
-                <w:szCs w:val="22"/>
-                <w:color w:val="000000"/>
-              </w:rPr>
-              <w:t xml:space="preserve">0.004</w:t>
+              <w:t xml:space="preserve">1.41</w:t>
+            </w:r>
+          </w:p>
+        </w:tc>
+        <w:tc>
+          <w:tcPr>
+            <w:tcBorders>
+              <w:bottom w:val="none" w:sz="0" w:space="0" w:color="000000"/>
+              <w:top w:val="none" w:sz="0" w:space="0" w:color="000000"/>
+              <w:left w:val="none" w:sz="0" w:space="0" w:color="000000"/>
+              <w:right w:val="none" w:sz="0" w:space="0" w:color="000000"/>
+            </w:tcBorders>
+            <w:shd w:val="clear" w:color="auto" w:fill="FFFFFF"/>
+            <w:tcMar>
+              <w:top w:w="0" w:type="dxa"/>
+              <w:bottom w:w="0" w:type="dxa"/>
+              <w:left w:w="0" w:type="dxa"/>
+              <w:right w:w="0" w:type="dxa"/>
+            </w:tcMar>
+            <w:vAlign w:val="top"/>
+          </w:tcPr>
+          <w:p>
+            <w:pPr>
+              <w:pStyle w:val="Normal"/>
+              <w:jc w:val="center"/>
+              <w:pBdr>
+                <w:bottom w:val="none" w:sz="0" w:space="0" w:color="000000"/>
+                <w:top w:val="none" w:sz="0" w:space="0" w:color="000000"/>
+                <w:left w:val="none" w:sz="0" w:space="0" w:color="000000"/>
+                <w:right w:val="none" w:sz="0" w:space="0" w:color="000000"/>
+              </w:pBdr>
+              <w:spacing w:after="100" w:before="100" w:line="240"/>
+              <w:ind w:left="100" w:right="100" w:firstLine="0" w:firstLineChars="0"/>
+              <w:rPr>
+                <w:rFonts w:ascii="Helvetica" w:hAnsi="Helvetica" w:eastAsia="Helvetica" w:cs="Helvetica"/>
+                <w:i w:val="false"/>
+                <w:b w:val="false"/>
+                <w:u w:val="none"/>
+                <w:sz w:val="22"/>
+                <w:szCs w:val="22"/>
+                <w:color w:val="000000"/>
+              </w:rPr>
+            </w:pPr>
+            <w:r>
+              <w:rPr>
+                <w:rFonts w:ascii="Helvetica" w:hAnsi="Helvetica" w:eastAsia="Helvetica" w:cs="Helvetica"/>
+                <w:i w:val="false"/>
+                <w:b w:val="false"/>
+                <w:u w:val="none"/>
+                <w:sz w:val="22"/>
+                <w:szCs w:val="22"/>
+                <w:color w:val="000000"/>
+              </w:rPr>
+              <w:t xml:space="preserve">1.11, 1.80</w:t>
+            </w:r>
+          </w:p>
+        </w:tc>
+        <w:tc>
+          <w:tcPr>
+            <w:tcBorders>
+              <w:bottom w:val="none" w:sz="0" w:space="0" w:color="000000"/>
+              <w:top w:val="none" w:sz="0" w:space="0" w:color="000000"/>
+              <w:left w:val="none" w:sz="0" w:space="0" w:color="000000"/>
+              <w:right w:val="none" w:sz="0" w:space="0" w:color="000000"/>
+            </w:tcBorders>
+            <w:shd w:val="clear" w:color="auto" w:fill="FFFFFF"/>
+            <w:tcMar>
+              <w:top w:w="0" w:type="dxa"/>
+              <w:bottom w:w="0" w:type="dxa"/>
+              <w:left w:w="0" w:type="dxa"/>
+              <w:right w:w="0" w:type="dxa"/>
+            </w:tcMar>
+            <w:vAlign w:val="top"/>
+          </w:tcPr>
+          <w:p>
+            <w:pPr>
+              <w:pStyle w:val="Normal"/>
+              <w:jc w:val="center"/>
+              <w:pBdr>
+                <w:bottom w:val="none" w:sz="0" w:space="0" w:color="000000"/>
+                <w:top w:val="none" w:sz="0" w:space="0" w:color="000000"/>
+                <w:left w:val="none" w:sz="0" w:space="0" w:color="000000"/>
+                <w:right w:val="none" w:sz="0" w:space="0" w:color="000000"/>
+              </w:pBdr>
+              <w:spacing w:after="100" w:before="100" w:line="240"/>
+              <w:ind w:left="100" w:right="100" w:firstLine="0" w:firstLineChars="0"/>
+              <w:rPr>
+                <w:rFonts w:ascii="Helvetica" w:hAnsi="Helvetica" w:eastAsia="Helvetica" w:cs="Helvetica"/>
+                <w:i w:val="false"/>
+                <w:b w:val="false"/>
+                <w:u w:val="none"/>
+                <w:sz w:val="22"/>
+                <w:szCs w:val="22"/>
+                <w:color w:val="000000"/>
+              </w:rPr>
+            </w:pPr>
+            <w:r>
+              <w:rPr>
+                <w:rFonts w:ascii="Helvetica" w:hAnsi="Helvetica" w:eastAsia="Helvetica" w:cs="Helvetica"/>
+                <w:i w:val="false"/>
+                <w:b w:val="false"/>
+                <w:u w:val="none"/>
+                <w:sz w:val="22"/>
+                <w:szCs w:val="22"/>
+                <w:color w:val="000000"/>
+              </w:rPr>
+              <w:t xml:space="preserve">0.005</w:t>
             </w:r>
           </w:p>
         </w:tc>
@@ -5073,7 +5073,7 @@
                 <w:szCs w:val="22"/>
                 <w:color w:val="000000"/>
               </w:rPr>
-              <w:t xml:space="preserve">0.520</w:t>
+              <w:t xml:space="preserve">0.540</w:t>
             </w:r>
           </w:p>
         </w:tc>
@@ -6257,7 +6257,7 @@
                 <w:szCs w:val="22"/>
                 <w:color w:val="000000"/>
               </w:rPr>
-              <w:t xml:space="preserve">0.34, 1.13</w:t>
+              <w:t xml:space="preserve">0.34, 1.14</w:t>
             </w:r>
           </w:p>
         </w:tc>
@@ -6416,113 +6416,113 @@
                 <w:szCs w:val="22"/>
                 <w:color w:val="000000"/>
               </w:rPr>
-              <w:t xml:space="preserve">1.18</w:t>
-            </w:r>
-          </w:p>
-        </w:tc>
-        <w:tc>
-          <w:tcPr>
-            <w:tcBorders>
-              <w:bottom w:val="none" w:sz="0" w:space="0" w:color="000000"/>
-              <w:top w:val="none" w:sz="0" w:space="0" w:color="000000"/>
-              <w:left w:val="none" w:sz="0" w:space="0" w:color="000000"/>
-              <w:right w:val="none" w:sz="0" w:space="0" w:color="000000"/>
-            </w:tcBorders>
-            <w:shd w:val="clear" w:color="auto" w:fill="FFFFFF"/>
-            <w:tcMar>
-              <w:top w:w="0" w:type="dxa"/>
-              <w:bottom w:w="0" w:type="dxa"/>
-              <w:left w:w="0" w:type="dxa"/>
-              <w:right w:w="0" w:type="dxa"/>
-            </w:tcMar>
-            <w:vAlign w:val="top"/>
-          </w:tcPr>
-          <w:p>
-            <w:pPr>
-              <w:pStyle w:val="Normal"/>
-              <w:jc w:val="center"/>
-              <w:pBdr>
-                <w:bottom w:val="none" w:sz="0" w:space="0" w:color="000000"/>
-                <w:top w:val="none" w:sz="0" w:space="0" w:color="000000"/>
-                <w:left w:val="none" w:sz="0" w:space="0" w:color="000000"/>
-                <w:right w:val="none" w:sz="0" w:space="0" w:color="000000"/>
-              </w:pBdr>
-              <w:spacing w:after="100" w:before="100" w:line="240"/>
-              <w:ind w:left="100" w:right="100" w:firstLine="0" w:firstLineChars="0"/>
-              <w:rPr>
-                <w:rFonts w:ascii="Helvetica" w:hAnsi="Helvetica" w:eastAsia="Helvetica" w:cs="Helvetica"/>
-                <w:i w:val="false"/>
-                <w:b w:val="false"/>
-                <w:u w:val="none"/>
-                <w:sz w:val="22"/>
-                <w:szCs w:val="22"/>
-                <w:color w:val="000000"/>
-              </w:rPr>
-            </w:pPr>
-            <w:r>
-              <w:rPr>
-                <w:rFonts w:ascii="Helvetica" w:hAnsi="Helvetica" w:eastAsia="Helvetica" w:cs="Helvetica"/>
-                <w:i w:val="false"/>
-                <w:b w:val="false"/>
-                <w:u w:val="none"/>
-                <w:sz w:val="22"/>
-                <w:szCs w:val="22"/>
-                <w:color w:val="000000"/>
-              </w:rPr>
-              <w:t xml:space="preserve">0.52, 2.67</w:t>
-            </w:r>
-          </w:p>
-        </w:tc>
-        <w:tc>
-          <w:tcPr>
-            <w:tcBorders>
-              <w:bottom w:val="none" w:sz="0" w:space="0" w:color="000000"/>
-              <w:top w:val="none" w:sz="0" w:space="0" w:color="000000"/>
-              <w:left w:val="none" w:sz="0" w:space="0" w:color="000000"/>
-              <w:right w:val="none" w:sz="0" w:space="0" w:color="000000"/>
-            </w:tcBorders>
-            <w:shd w:val="clear" w:color="auto" w:fill="FFFFFF"/>
-            <w:tcMar>
-              <w:top w:w="0" w:type="dxa"/>
-              <w:bottom w:w="0" w:type="dxa"/>
-              <w:left w:w="0" w:type="dxa"/>
-              <w:right w:w="0" w:type="dxa"/>
-            </w:tcMar>
-            <w:vAlign w:val="top"/>
-          </w:tcPr>
-          <w:p>
-            <w:pPr>
-              <w:pStyle w:val="Normal"/>
-              <w:jc w:val="center"/>
-              <w:pBdr>
-                <w:bottom w:val="none" w:sz="0" w:space="0" w:color="000000"/>
-                <w:top w:val="none" w:sz="0" w:space="0" w:color="000000"/>
-                <w:left w:val="none" w:sz="0" w:space="0" w:color="000000"/>
-                <w:right w:val="none" w:sz="0" w:space="0" w:color="000000"/>
-              </w:pBdr>
-              <w:spacing w:after="100" w:before="100" w:line="240"/>
-              <w:ind w:left="100" w:right="100" w:firstLine="0" w:firstLineChars="0"/>
-              <w:rPr>
-                <w:rFonts w:ascii="Helvetica" w:hAnsi="Helvetica" w:eastAsia="Helvetica" w:cs="Helvetica"/>
-                <w:i w:val="false"/>
-                <w:b w:val="false"/>
-                <w:u w:val="none"/>
-                <w:sz w:val="22"/>
-                <w:szCs w:val="22"/>
-                <w:color w:val="000000"/>
-              </w:rPr>
-            </w:pPr>
-            <w:r>
-              <w:rPr>
-                <w:rFonts w:ascii="Helvetica" w:hAnsi="Helvetica" w:eastAsia="Helvetica" w:cs="Helvetica"/>
-                <w:i w:val="false"/>
-                <w:b w:val="false"/>
-                <w:u w:val="none"/>
-                <w:sz w:val="22"/>
-                <w:szCs w:val="22"/>
-                <w:color w:val="000000"/>
-              </w:rPr>
-              <w:t xml:space="preserve">0.690</w:t>
+              <w:t xml:space="preserve">1.17</w:t>
+            </w:r>
+          </w:p>
+        </w:tc>
+        <w:tc>
+          <w:tcPr>
+            <w:tcBorders>
+              <w:bottom w:val="none" w:sz="0" w:space="0" w:color="000000"/>
+              <w:top w:val="none" w:sz="0" w:space="0" w:color="000000"/>
+              <w:left w:val="none" w:sz="0" w:space="0" w:color="000000"/>
+              <w:right w:val="none" w:sz="0" w:space="0" w:color="000000"/>
+            </w:tcBorders>
+            <w:shd w:val="clear" w:color="auto" w:fill="FFFFFF"/>
+            <w:tcMar>
+              <w:top w:w="0" w:type="dxa"/>
+              <w:bottom w:w="0" w:type="dxa"/>
+              <w:left w:w="0" w:type="dxa"/>
+              <w:right w:w="0" w:type="dxa"/>
+            </w:tcMar>
+            <w:vAlign w:val="top"/>
+          </w:tcPr>
+          <w:p>
+            <w:pPr>
+              <w:pStyle w:val="Normal"/>
+              <w:jc w:val="center"/>
+              <w:pBdr>
+                <w:bottom w:val="none" w:sz="0" w:space="0" w:color="000000"/>
+                <w:top w:val="none" w:sz="0" w:space="0" w:color="000000"/>
+                <w:left w:val="none" w:sz="0" w:space="0" w:color="000000"/>
+                <w:right w:val="none" w:sz="0" w:space="0" w:color="000000"/>
+              </w:pBdr>
+              <w:spacing w:after="100" w:before="100" w:line="240"/>
+              <w:ind w:left="100" w:right="100" w:firstLine="0" w:firstLineChars="0"/>
+              <w:rPr>
+                <w:rFonts w:ascii="Helvetica" w:hAnsi="Helvetica" w:eastAsia="Helvetica" w:cs="Helvetica"/>
+                <w:i w:val="false"/>
+                <w:b w:val="false"/>
+                <w:u w:val="none"/>
+                <w:sz w:val="22"/>
+                <w:szCs w:val="22"/>
+                <w:color w:val="000000"/>
+              </w:rPr>
+            </w:pPr>
+            <w:r>
+              <w:rPr>
+                <w:rFonts w:ascii="Helvetica" w:hAnsi="Helvetica" w:eastAsia="Helvetica" w:cs="Helvetica"/>
+                <w:i w:val="false"/>
+                <w:b w:val="false"/>
+                <w:u w:val="none"/>
+                <w:sz w:val="22"/>
+                <w:szCs w:val="22"/>
+                <w:color w:val="000000"/>
+              </w:rPr>
+              <w:t xml:space="preserve">0.52, 2.65</w:t>
+            </w:r>
+          </w:p>
+        </w:tc>
+        <w:tc>
+          <w:tcPr>
+            <w:tcBorders>
+              <w:bottom w:val="none" w:sz="0" w:space="0" w:color="000000"/>
+              <w:top w:val="none" w:sz="0" w:space="0" w:color="000000"/>
+              <w:left w:val="none" w:sz="0" w:space="0" w:color="000000"/>
+              <w:right w:val="none" w:sz="0" w:space="0" w:color="000000"/>
+            </w:tcBorders>
+            <w:shd w:val="clear" w:color="auto" w:fill="FFFFFF"/>
+            <w:tcMar>
+              <w:top w:w="0" w:type="dxa"/>
+              <w:bottom w:w="0" w:type="dxa"/>
+              <w:left w:w="0" w:type="dxa"/>
+              <w:right w:w="0" w:type="dxa"/>
+            </w:tcMar>
+            <w:vAlign w:val="top"/>
+          </w:tcPr>
+          <w:p>
+            <w:pPr>
+              <w:pStyle w:val="Normal"/>
+              <w:jc w:val="center"/>
+              <w:pBdr>
+                <w:bottom w:val="none" w:sz="0" w:space="0" w:color="000000"/>
+                <w:top w:val="none" w:sz="0" w:space="0" w:color="000000"/>
+                <w:left w:val="none" w:sz="0" w:space="0" w:color="000000"/>
+                <w:right w:val="none" w:sz="0" w:space="0" w:color="000000"/>
+              </w:pBdr>
+              <w:spacing w:after="100" w:before="100" w:line="240"/>
+              <w:ind w:left="100" w:right="100" w:firstLine="0" w:firstLineChars="0"/>
+              <w:rPr>
+                <w:rFonts w:ascii="Helvetica" w:hAnsi="Helvetica" w:eastAsia="Helvetica" w:cs="Helvetica"/>
+                <w:i w:val="false"/>
+                <w:b w:val="false"/>
+                <w:u w:val="none"/>
+                <w:sz w:val="22"/>
+                <w:szCs w:val="22"/>
+                <w:color w:val="000000"/>
+              </w:rPr>
+            </w:pPr>
+            <w:r>
+              <w:rPr>
+                <w:rFonts w:ascii="Helvetica" w:hAnsi="Helvetica" w:eastAsia="Helvetica" w:cs="Helvetica"/>
+                <w:i w:val="false"/>
+                <w:b w:val="false"/>
+                <w:u w:val="none"/>
+                <w:sz w:val="22"/>
+                <w:szCs w:val="22"/>
+                <w:color w:val="000000"/>
+              </w:rPr>
+              <w:t xml:space="preserve">0.710</w:t>
             </w:r>
           </w:p>
         </w:tc>
@@ -6740,60 +6740,60 @@
                 <w:szCs w:val="22"/>
                 <w:color w:val="000000"/>
               </w:rPr>
-              <w:t xml:space="preserve">0.79, 1.94</w:t>
-            </w:r>
-          </w:p>
-        </w:tc>
-        <w:tc>
-          <w:tcPr>
-            <w:tcBorders>
-              <w:bottom w:val="none" w:sz="0" w:space="0" w:color="000000"/>
-              <w:top w:val="none" w:sz="0" w:space="0" w:color="000000"/>
-              <w:left w:val="none" w:sz="0" w:space="0" w:color="000000"/>
-              <w:right w:val="none" w:sz="0" w:space="0" w:color="000000"/>
-            </w:tcBorders>
-            <w:shd w:val="clear" w:color="auto" w:fill="FFFFFF"/>
-            <w:tcMar>
-              <w:top w:w="0" w:type="dxa"/>
-              <w:bottom w:w="0" w:type="dxa"/>
-              <w:left w:w="0" w:type="dxa"/>
-              <w:right w:w="0" w:type="dxa"/>
-            </w:tcMar>
-            <w:vAlign w:val="top"/>
-          </w:tcPr>
-          <w:p>
-            <w:pPr>
-              <w:pStyle w:val="Normal"/>
-              <w:jc w:val="center"/>
-              <w:pBdr>
-                <w:bottom w:val="none" w:sz="0" w:space="0" w:color="000000"/>
-                <w:top w:val="none" w:sz="0" w:space="0" w:color="000000"/>
-                <w:left w:val="none" w:sz="0" w:space="0" w:color="000000"/>
-                <w:right w:val="none" w:sz="0" w:space="0" w:color="000000"/>
-              </w:pBdr>
-              <w:spacing w:after="100" w:before="100" w:line="240"/>
-              <w:ind w:left="100" w:right="100" w:firstLine="0" w:firstLineChars="0"/>
-              <w:rPr>
-                <w:rFonts w:ascii="Helvetica" w:hAnsi="Helvetica" w:eastAsia="Helvetica" w:cs="Helvetica"/>
-                <w:i w:val="false"/>
-                <w:b w:val="false"/>
-                <w:u w:val="none"/>
-                <w:sz w:val="22"/>
-                <w:szCs w:val="22"/>
-                <w:color w:val="000000"/>
-              </w:rPr>
-            </w:pPr>
-            <w:r>
-              <w:rPr>
-                <w:rFonts w:ascii="Helvetica" w:hAnsi="Helvetica" w:eastAsia="Helvetica" w:cs="Helvetica"/>
-                <w:i w:val="false"/>
-                <w:b w:val="false"/>
-                <w:u w:val="none"/>
-                <w:sz w:val="22"/>
-                <w:szCs w:val="22"/>
-                <w:color w:val="000000"/>
-              </w:rPr>
-              <w:t xml:space="preserve">0.360</w:t>
+              <w:t xml:space="preserve">0.79, 1.95</w:t>
+            </w:r>
+          </w:p>
+        </w:tc>
+        <w:tc>
+          <w:tcPr>
+            <w:tcBorders>
+              <w:bottom w:val="none" w:sz="0" w:space="0" w:color="000000"/>
+              <w:top w:val="none" w:sz="0" w:space="0" w:color="000000"/>
+              <w:left w:val="none" w:sz="0" w:space="0" w:color="000000"/>
+              <w:right w:val="none" w:sz="0" w:space="0" w:color="000000"/>
+            </w:tcBorders>
+            <w:shd w:val="clear" w:color="auto" w:fill="FFFFFF"/>
+            <w:tcMar>
+              <w:top w:w="0" w:type="dxa"/>
+              <w:bottom w:w="0" w:type="dxa"/>
+              <w:left w:w="0" w:type="dxa"/>
+              <w:right w:w="0" w:type="dxa"/>
+            </w:tcMar>
+            <w:vAlign w:val="top"/>
+          </w:tcPr>
+          <w:p>
+            <w:pPr>
+              <w:pStyle w:val="Normal"/>
+              <w:jc w:val="center"/>
+              <w:pBdr>
+                <w:bottom w:val="none" w:sz="0" w:space="0" w:color="000000"/>
+                <w:top w:val="none" w:sz="0" w:space="0" w:color="000000"/>
+                <w:left w:val="none" w:sz="0" w:space="0" w:color="000000"/>
+                <w:right w:val="none" w:sz="0" w:space="0" w:color="000000"/>
+              </w:pBdr>
+              <w:spacing w:after="100" w:before="100" w:line="240"/>
+              <w:ind w:left="100" w:right="100" w:firstLine="0" w:firstLineChars="0"/>
+              <w:rPr>
+                <w:rFonts w:ascii="Helvetica" w:hAnsi="Helvetica" w:eastAsia="Helvetica" w:cs="Helvetica"/>
+                <w:i w:val="false"/>
+                <w:b w:val="false"/>
+                <w:u w:val="none"/>
+                <w:sz w:val="22"/>
+                <w:szCs w:val="22"/>
+                <w:color w:val="000000"/>
+              </w:rPr>
+            </w:pPr>
+            <w:r>
+              <w:rPr>
+                <w:rFonts w:ascii="Helvetica" w:hAnsi="Helvetica" w:eastAsia="Helvetica" w:cs="Helvetica"/>
+                <w:i w:val="false"/>
+                <w:b w:val="false"/>
+                <w:u w:val="none"/>
+                <w:sz w:val="22"/>
+                <w:szCs w:val="22"/>
+                <w:color w:val="000000"/>
+              </w:rPr>
+              <w:t xml:space="preserve">0.350</w:t>
             </w:r>
           </w:p>
         </w:tc>
@@ -6899,113 +6899,113 @@
                 <w:szCs w:val="22"/>
                 <w:color w:val="000000"/>
               </w:rPr>
-              <w:t xml:space="preserve">1.10</w:t>
-            </w:r>
-          </w:p>
-        </w:tc>
-        <w:tc>
-          <w:tcPr>
-            <w:tcBorders>
-              <w:bottom w:val="none" w:sz="0" w:space="0" w:color="000000"/>
-              <w:top w:val="none" w:sz="0" w:space="0" w:color="000000"/>
-              <w:left w:val="none" w:sz="0" w:space="0" w:color="000000"/>
-              <w:right w:val="none" w:sz="0" w:space="0" w:color="000000"/>
-            </w:tcBorders>
-            <w:shd w:val="clear" w:color="auto" w:fill="FFFFFF"/>
-            <w:tcMar>
-              <w:top w:w="0" w:type="dxa"/>
-              <w:bottom w:w="0" w:type="dxa"/>
-              <w:left w:w="0" w:type="dxa"/>
-              <w:right w:w="0" w:type="dxa"/>
-            </w:tcMar>
-            <w:vAlign w:val="top"/>
-          </w:tcPr>
-          <w:p>
-            <w:pPr>
-              <w:pStyle w:val="Normal"/>
-              <w:jc w:val="center"/>
-              <w:pBdr>
-                <w:bottom w:val="none" w:sz="0" w:space="0" w:color="000000"/>
-                <w:top w:val="none" w:sz="0" w:space="0" w:color="000000"/>
-                <w:left w:val="none" w:sz="0" w:space="0" w:color="000000"/>
-                <w:right w:val="none" w:sz="0" w:space="0" w:color="000000"/>
-              </w:pBdr>
-              <w:spacing w:after="100" w:before="100" w:line="240"/>
-              <w:ind w:left="100" w:right="100" w:firstLine="0" w:firstLineChars="0"/>
-              <w:rPr>
-                <w:rFonts w:ascii="Helvetica" w:hAnsi="Helvetica" w:eastAsia="Helvetica" w:cs="Helvetica"/>
-                <w:i w:val="false"/>
-                <w:b w:val="false"/>
-                <w:u w:val="none"/>
-                <w:sz w:val="22"/>
-                <w:szCs w:val="22"/>
-                <w:color w:val="000000"/>
-              </w:rPr>
-            </w:pPr>
-            <w:r>
-              <w:rPr>
-                <w:rFonts w:ascii="Helvetica" w:hAnsi="Helvetica" w:eastAsia="Helvetica" w:cs="Helvetica"/>
-                <w:i w:val="false"/>
-                <w:b w:val="false"/>
-                <w:u w:val="none"/>
-                <w:sz w:val="22"/>
-                <w:szCs w:val="22"/>
-                <w:color w:val="000000"/>
-              </w:rPr>
-              <w:t xml:space="preserve">0.63, 1.93</w:t>
-            </w:r>
-          </w:p>
-        </w:tc>
-        <w:tc>
-          <w:tcPr>
-            <w:tcBorders>
-              <w:bottom w:val="none" w:sz="0" w:space="0" w:color="000000"/>
-              <w:top w:val="none" w:sz="0" w:space="0" w:color="000000"/>
-              <w:left w:val="none" w:sz="0" w:space="0" w:color="000000"/>
-              <w:right w:val="none" w:sz="0" w:space="0" w:color="000000"/>
-            </w:tcBorders>
-            <w:shd w:val="clear" w:color="auto" w:fill="FFFFFF"/>
-            <w:tcMar>
-              <w:top w:w="0" w:type="dxa"/>
-              <w:bottom w:w="0" w:type="dxa"/>
-              <w:left w:w="0" w:type="dxa"/>
-              <w:right w:w="0" w:type="dxa"/>
-            </w:tcMar>
-            <w:vAlign w:val="top"/>
-          </w:tcPr>
-          <w:p>
-            <w:pPr>
-              <w:pStyle w:val="Normal"/>
-              <w:jc w:val="center"/>
-              <w:pBdr>
-                <w:bottom w:val="none" w:sz="0" w:space="0" w:color="000000"/>
-                <w:top w:val="none" w:sz="0" w:space="0" w:color="000000"/>
-                <w:left w:val="none" w:sz="0" w:space="0" w:color="000000"/>
-                <w:right w:val="none" w:sz="0" w:space="0" w:color="000000"/>
-              </w:pBdr>
-              <w:spacing w:after="100" w:before="100" w:line="240"/>
-              <w:ind w:left="100" w:right="100" w:firstLine="0" w:firstLineChars="0"/>
-              <w:rPr>
-                <w:rFonts w:ascii="Helvetica" w:hAnsi="Helvetica" w:eastAsia="Helvetica" w:cs="Helvetica"/>
-                <w:i w:val="false"/>
-                <w:b w:val="false"/>
-                <w:u w:val="none"/>
-                <w:sz w:val="22"/>
-                <w:szCs w:val="22"/>
-                <w:color w:val="000000"/>
-              </w:rPr>
-            </w:pPr>
-            <w:r>
-              <w:rPr>
-                <w:rFonts w:ascii="Helvetica" w:hAnsi="Helvetica" w:eastAsia="Helvetica" w:cs="Helvetica"/>
-                <w:i w:val="false"/>
-                <w:b w:val="false"/>
-                <w:u w:val="none"/>
-                <w:sz w:val="22"/>
-                <w:szCs w:val="22"/>
-                <w:color w:val="000000"/>
-              </w:rPr>
-              <w:t xml:space="preserve">0.740</w:t>
+              <w:t xml:space="preserve">1.09</w:t>
+            </w:r>
+          </w:p>
+        </w:tc>
+        <w:tc>
+          <w:tcPr>
+            <w:tcBorders>
+              <w:bottom w:val="none" w:sz="0" w:space="0" w:color="000000"/>
+              <w:top w:val="none" w:sz="0" w:space="0" w:color="000000"/>
+              <w:left w:val="none" w:sz="0" w:space="0" w:color="000000"/>
+              <w:right w:val="none" w:sz="0" w:space="0" w:color="000000"/>
+            </w:tcBorders>
+            <w:shd w:val="clear" w:color="auto" w:fill="FFFFFF"/>
+            <w:tcMar>
+              <w:top w:w="0" w:type="dxa"/>
+              <w:bottom w:w="0" w:type="dxa"/>
+              <w:left w:w="0" w:type="dxa"/>
+              <w:right w:w="0" w:type="dxa"/>
+            </w:tcMar>
+            <w:vAlign w:val="top"/>
+          </w:tcPr>
+          <w:p>
+            <w:pPr>
+              <w:pStyle w:val="Normal"/>
+              <w:jc w:val="center"/>
+              <w:pBdr>
+                <w:bottom w:val="none" w:sz="0" w:space="0" w:color="000000"/>
+                <w:top w:val="none" w:sz="0" w:space="0" w:color="000000"/>
+                <w:left w:val="none" w:sz="0" w:space="0" w:color="000000"/>
+                <w:right w:val="none" w:sz="0" w:space="0" w:color="000000"/>
+              </w:pBdr>
+              <w:spacing w:after="100" w:before="100" w:line="240"/>
+              <w:ind w:left="100" w:right="100" w:firstLine="0" w:firstLineChars="0"/>
+              <w:rPr>
+                <w:rFonts w:ascii="Helvetica" w:hAnsi="Helvetica" w:eastAsia="Helvetica" w:cs="Helvetica"/>
+                <w:i w:val="false"/>
+                <w:b w:val="false"/>
+                <w:u w:val="none"/>
+                <w:sz w:val="22"/>
+                <w:szCs w:val="22"/>
+                <w:color w:val="000000"/>
+              </w:rPr>
+            </w:pPr>
+            <w:r>
+              <w:rPr>
+                <w:rFonts w:ascii="Helvetica" w:hAnsi="Helvetica" w:eastAsia="Helvetica" w:cs="Helvetica"/>
+                <w:i w:val="false"/>
+                <w:b w:val="false"/>
+                <w:u w:val="none"/>
+                <w:sz w:val="22"/>
+                <w:szCs w:val="22"/>
+                <w:color w:val="000000"/>
+              </w:rPr>
+              <w:t xml:space="preserve">0.62, 1.91</w:t>
+            </w:r>
+          </w:p>
+        </w:tc>
+        <w:tc>
+          <w:tcPr>
+            <w:tcBorders>
+              <w:bottom w:val="none" w:sz="0" w:space="0" w:color="000000"/>
+              <w:top w:val="none" w:sz="0" w:space="0" w:color="000000"/>
+              <w:left w:val="none" w:sz="0" w:space="0" w:color="000000"/>
+              <w:right w:val="none" w:sz="0" w:space="0" w:color="000000"/>
+            </w:tcBorders>
+            <w:shd w:val="clear" w:color="auto" w:fill="FFFFFF"/>
+            <w:tcMar>
+              <w:top w:w="0" w:type="dxa"/>
+              <w:bottom w:w="0" w:type="dxa"/>
+              <w:left w:w="0" w:type="dxa"/>
+              <w:right w:w="0" w:type="dxa"/>
+            </w:tcMar>
+            <w:vAlign w:val="top"/>
+          </w:tcPr>
+          <w:p>
+            <w:pPr>
+              <w:pStyle w:val="Normal"/>
+              <w:jc w:val="center"/>
+              <w:pBdr>
+                <w:bottom w:val="none" w:sz="0" w:space="0" w:color="000000"/>
+                <w:top w:val="none" w:sz="0" w:space="0" w:color="000000"/>
+                <w:left w:val="none" w:sz="0" w:space="0" w:color="000000"/>
+                <w:right w:val="none" w:sz="0" w:space="0" w:color="000000"/>
+              </w:pBdr>
+              <w:spacing w:after="100" w:before="100" w:line="240"/>
+              <w:ind w:left="100" w:right="100" w:firstLine="0" w:firstLineChars="0"/>
+              <w:rPr>
+                <w:rFonts w:ascii="Helvetica" w:hAnsi="Helvetica" w:eastAsia="Helvetica" w:cs="Helvetica"/>
+                <w:i w:val="false"/>
+                <w:b w:val="false"/>
+                <w:u w:val="none"/>
+                <w:sz w:val="22"/>
+                <w:szCs w:val="22"/>
+                <w:color w:val="000000"/>
+              </w:rPr>
+            </w:pPr>
+            <w:r>
+              <w:rPr>
+                <w:rFonts w:ascii="Helvetica" w:hAnsi="Helvetica" w:eastAsia="Helvetica" w:cs="Helvetica"/>
+                <w:i w:val="false"/>
+                <w:b w:val="false"/>
+                <w:u w:val="none"/>
+                <w:sz w:val="22"/>
+                <w:szCs w:val="22"/>
+                <w:color w:val="000000"/>
+              </w:rPr>
+              <w:t xml:space="preserve">0.760</w:t>
             </w:r>
           </w:p>
         </w:tc>
@@ -7170,7 +7170,7 @@
                 <w:szCs w:val="22"/>
                 <w:color w:val="000000"/>
               </w:rPr>
-              <w:t xml:space="preserve">0.86</w:t>
+              <w:t xml:space="preserve">0.87</w:t>
             </w:r>
           </w:p>
         </w:tc>
@@ -7382,113 +7382,113 @@
                 <w:szCs w:val="22"/>
                 <w:color w:val="000000"/>
               </w:rPr>
-              <w:t xml:space="preserve">0.83</w:t>
-            </w:r>
-          </w:p>
-        </w:tc>
-        <w:tc>
-          <w:tcPr>
-            <w:tcBorders>
-              <w:bottom w:val="none" w:sz="0" w:space="0" w:color="000000"/>
-              <w:top w:val="none" w:sz="0" w:space="0" w:color="000000"/>
-              <w:left w:val="none" w:sz="0" w:space="0" w:color="000000"/>
-              <w:right w:val="none" w:sz="0" w:space="0" w:color="000000"/>
-            </w:tcBorders>
-            <w:shd w:val="clear" w:color="auto" w:fill="FFFFFF"/>
-            <w:tcMar>
-              <w:top w:w="0" w:type="dxa"/>
-              <w:bottom w:w="0" w:type="dxa"/>
-              <w:left w:w="0" w:type="dxa"/>
-              <w:right w:w="0" w:type="dxa"/>
-            </w:tcMar>
-            <w:vAlign w:val="top"/>
-          </w:tcPr>
-          <w:p>
-            <w:pPr>
-              <w:pStyle w:val="Normal"/>
-              <w:jc w:val="center"/>
-              <w:pBdr>
-                <w:bottom w:val="none" w:sz="0" w:space="0" w:color="000000"/>
-                <w:top w:val="none" w:sz="0" w:space="0" w:color="000000"/>
-                <w:left w:val="none" w:sz="0" w:space="0" w:color="000000"/>
-                <w:right w:val="none" w:sz="0" w:space="0" w:color="000000"/>
-              </w:pBdr>
-              <w:spacing w:after="100" w:before="100" w:line="240"/>
-              <w:ind w:left="100" w:right="100" w:firstLine="0" w:firstLineChars="0"/>
-              <w:rPr>
-                <w:rFonts w:ascii="Helvetica" w:hAnsi="Helvetica" w:eastAsia="Helvetica" w:cs="Helvetica"/>
-                <w:i w:val="false"/>
-                <w:b w:val="false"/>
-                <w:u w:val="none"/>
-                <w:sz w:val="22"/>
-                <w:szCs w:val="22"/>
-                <w:color w:val="000000"/>
-              </w:rPr>
-            </w:pPr>
-            <w:r>
-              <w:rPr>
-                <w:rFonts w:ascii="Helvetica" w:hAnsi="Helvetica" w:eastAsia="Helvetica" w:cs="Helvetica"/>
-                <w:i w:val="false"/>
-                <w:b w:val="false"/>
-                <w:u w:val="none"/>
-                <w:sz w:val="22"/>
-                <w:szCs w:val="22"/>
-                <w:color w:val="000000"/>
-              </w:rPr>
-              <w:t xml:space="preserve">0.39, 1.75</w:t>
-            </w:r>
-          </w:p>
-        </w:tc>
-        <w:tc>
-          <w:tcPr>
-            <w:tcBorders>
-              <w:bottom w:val="none" w:sz="0" w:space="0" w:color="000000"/>
-              <w:top w:val="none" w:sz="0" w:space="0" w:color="000000"/>
-              <w:left w:val="none" w:sz="0" w:space="0" w:color="000000"/>
-              <w:right w:val="none" w:sz="0" w:space="0" w:color="000000"/>
-            </w:tcBorders>
-            <w:shd w:val="clear" w:color="auto" w:fill="FFFFFF"/>
-            <w:tcMar>
-              <w:top w:w="0" w:type="dxa"/>
-              <w:bottom w:w="0" w:type="dxa"/>
-              <w:left w:w="0" w:type="dxa"/>
-              <w:right w:w="0" w:type="dxa"/>
-            </w:tcMar>
-            <w:vAlign w:val="top"/>
-          </w:tcPr>
-          <w:p>
-            <w:pPr>
-              <w:pStyle w:val="Normal"/>
-              <w:jc w:val="center"/>
-              <w:pBdr>
-                <w:bottom w:val="none" w:sz="0" w:space="0" w:color="000000"/>
-                <w:top w:val="none" w:sz="0" w:space="0" w:color="000000"/>
-                <w:left w:val="none" w:sz="0" w:space="0" w:color="000000"/>
-                <w:right w:val="none" w:sz="0" w:space="0" w:color="000000"/>
-              </w:pBdr>
-              <w:spacing w:after="100" w:before="100" w:line="240"/>
-              <w:ind w:left="100" w:right="100" w:firstLine="0" w:firstLineChars="0"/>
-              <w:rPr>
-                <w:rFonts w:ascii="Helvetica" w:hAnsi="Helvetica" w:eastAsia="Helvetica" w:cs="Helvetica"/>
-                <w:i w:val="false"/>
-                <w:b w:val="false"/>
-                <w:u w:val="none"/>
-                <w:sz w:val="22"/>
-                <w:szCs w:val="22"/>
-                <w:color w:val="000000"/>
-              </w:rPr>
-            </w:pPr>
-            <w:r>
-              <w:rPr>
-                <w:rFonts w:ascii="Helvetica" w:hAnsi="Helvetica" w:eastAsia="Helvetica" w:cs="Helvetica"/>
-                <w:i w:val="false"/>
-                <w:b w:val="false"/>
-                <w:u w:val="none"/>
-                <w:sz w:val="22"/>
-                <w:szCs w:val="22"/>
-                <w:color w:val="000000"/>
-              </w:rPr>
-              <w:t xml:space="preserve">0.620</w:t>
+              <w:t xml:space="preserve">0.81</w:t>
+            </w:r>
+          </w:p>
+        </w:tc>
+        <w:tc>
+          <w:tcPr>
+            <w:tcBorders>
+              <w:bottom w:val="none" w:sz="0" w:space="0" w:color="000000"/>
+              <w:top w:val="none" w:sz="0" w:space="0" w:color="000000"/>
+              <w:left w:val="none" w:sz="0" w:space="0" w:color="000000"/>
+              <w:right w:val="none" w:sz="0" w:space="0" w:color="000000"/>
+            </w:tcBorders>
+            <w:shd w:val="clear" w:color="auto" w:fill="FFFFFF"/>
+            <w:tcMar>
+              <w:top w:w="0" w:type="dxa"/>
+              <w:bottom w:w="0" w:type="dxa"/>
+              <w:left w:w="0" w:type="dxa"/>
+              <w:right w:w="0" w:type="dxa"/>
+            </w:tcMar>
+            <w:vAlign w:val="top"/>
+          </w:tcPr>
+          <w:p>
+            <w:pPr>
+              <w:pStyle w:val="Normal"/>
+              <w:jc w:val="center"/>
+              <w:pBdr>
+                <w:bottom w:val="none" w:sz="0" w:space="0" w:color="000000"/>
+                <w:top w:val="none" w:sz="0" w:space="0" w:color="000000"/>
+                <w:left w:val="none" w:sz="0" w:space="0" w:color="000000"/>
+                <w:right w:val="none" w:sz="0" w:space="0" w:color="000000"/>
+              </w:pBdr>
+              <w:spacing w:after="100" w:before="100" w:line="240"/>
+              <w:ind w:left="100" w:right="100" w:firstLine="0" w:firstLineChars="0"/>
+              <w:rPr>
+                <w:rFonts w:ascii="Helvetica" w:hAnsi="Helvetica" w:eastAsia="Helvetica" w:cs="Helvetica"/>
+                <w:i w:val="false"/>
+                <w:b w:val="false"/>
+                <w:u w:val="none"/>
+                <w:sz w:val="22"/>
+                <w:szCs w:val="22"/>
+                <w:color w:val="000000"/>
+              </w:rPr>
+            </w:pPr>
+            <w:r>
+              <w:rPr>
+                <w:rFonts w:ascii="Helvetica" w:hAnsi="Helvetica" w:eastAsia="Helvetica" w:cs="Helvetica"/>
+                <w:i w:val="false"/>
+                <w:b w:val="false"/>
+                <w:u w:val="none"/>
+                <w:sz w:val="22"/>
+                <w:szCs w:val="22"/>
+                <w:color w:val="000000"/>
+              </w:rPr>
+              <w:t xml:space="preserve">0.38, 1.72</w:t>
+            </w:r>
+          </w:p>
+        </w:tc>
+        <w:tc>
+          <w:tcPr>
+            <w:tcBorders>
+              <w:bottom w:val="none" w:sz="0" w:space="0" w:color="000000"/>
+              <w:top w:val="none" w:sz="0" w:space="0" w:color="000000"/>
+              <w:left w:val="none" w:sz="0" w:space="0" w:color="000000"/>
+              <w:right w:val="none" w:sz="0" w:space="0" w:color="000000"/>
+            </w:tcBorders>
+            <w:shd w:val="clear" w:color="auto" w:fill="FFFFFF"/>
+            <w:tcMar>
+              <w:top w:w="0" w:type="dxa"/>
+              <w:bottom w:w="0" w:type="dxa"/>
+              <w:left w:w="0" w:type="dxa"/>
+              <w:right w:w="0" w:type="dxa"/>
+            </w:tcMar>
+            <w:vAlign w:val="top"/>
+          </w:tcPr>
+          <w:p>
+            <w:pPr>
+              <w:pStyle w:val="Normal"/>
+              <w:jc w:val="center"/>
+              <w:pBdr>
+                <w:bottom w:val="none" w:sz="0" w:space="0" w:color="000000"/>
+                <w:top w:val="none" w:sz="0" w:space="0" w:color="000000"/>
+                <w:left w:val="none" w:sz="0" w:space="0" w:color="000000"/>
+                <w:right w:val="none" w:sz="0" w:space="0" w:color="000000"/>
+              </w:pBdr>
+              <w:spacing w:after="100" w:before="100" w:line="240"/>
+              <w:ind w:left="100" w:right="100" w:firstLine="0" w:firstLineChars="0"/>
+              <w:rPr>
+                <w:rFonts w:ascii="Helvetica" w:hAnsi="Helvetica" w:eastAsia="Helvetica" w:cs="Helvetica"/>
+                <w:i w:val="false"/>
+                <w:b w:val="false"/>
+                <w:u w:val="none"/>
+                <w:sz w:val="22"/>
+                <w:szCs w:val="22"/>
+                <w:color w:val="000000"/>
+              </w:rPr>
+            </w:pPr>
+            <w:r>
+              <w:rPr>
+                <w:rFonts w:ascii="Helvetica" w:hAnsi="Helvetica" w:eastAsia="Helvetica" w:cs="Helvetica"/>
+                <w:i w:val="false"/>
+                <w:b w:val="false"/>
+                <w:u w:val="none"/>
+                <w:sz w:val="22"/>
+                <w:szCs w:val="22"/>
+                <w:color w:val="000000"/>
+              </w:rPr>
+              <w:t xml:space="preserve">0.590</w:t>
             </w:r>
           </w:p>
         </w:tc>
@@ -7706,60 +7706,60 @@
                 <w:szCs w:val="22"/>
                 <w:color w:val="000000"/>
               </w:rPr>
-              <w:t xml:space="preserve">0.83, 1.62</w:t>
-            </w:r>
-          </w:p>
-        </w:tc>
-        <w:tc>
-          <w:tcPr>
-            <w:tcBorders>
-              <w:bottom w:val="none" w:sz="0" w:space="0" w:color="000000"/>
-              <w:top w:val="none" w:sz="0" w:space="0" w:color="000000"/>
-              <w:left w:val="none" w:sz="0" w:space="0" w:color="000000"/>
-              <w:right w:val="none" w:sz="0" w:space="0" w:color="000000"/>
-            </w:tcBorders>
-            <w:shd w:val="clear" w:color="auto" w:fill="FFFFFF"/>
-            <w:tcMar>
-              <w:top w:w="0" w:type="dxa"/>
-              <w:bottom w:w="0" w:type="dxa"/>
-              <w:left w:w="0" w:type="dxa"/>
-              <w:right w:w="0" w:type="dxa"/>
-            </w:tcMar>
-            <w:vAlign w:val="top"/>
-          </w:tcPr>
-          <w:p>
-            <w:pPr>
-              <w:pStyle w:val="Normal"/>
-              <w:jc w:val="center"/>
-              <w:pBdr>
-                <w:bottom w:val="none" w:sz="0" w:space="0" w:color="000000"/>
-                <w:top w:val="none" w:sz="0" w:space="0" w:color="000000"/>
-                <w:left w:val="none" w:sz="0" w:space="0" w:color="000000"/>
-                <w:right w:val="none" w:sz="0" w:space="0" w:color="000000"/>
-              </w:pBdr>
-              <w:spacing w:after="100" w:before="100" w:line="240"/>
-              <w:ind w:left="100" w:right="100" w:firstLine="0" w:firstLineChars="0"/>
-              <w:rPr>
-                <w:rFonts w:ascii="Helvetica" w:hAnsi="Helvetica" w:eastAsia="Helvetica" w:cs="Helvetica"/>
-                <w:i w:val="false"/>
-                <w:b w:val="false"/>
-                <w:u w:val="none"/>
-                <w:sz w:val="22"/>
-                <w:szCs w:val="22"/>
-                <w:color w:val="000000"/>
-              </w:rPr>
-            </w:pPr>
-            <w:r>
-              <w:rPr>
-                <w:rFonts w:ascii="Helvetica" w:hAnsi="Helvetica" w:eastAsia="Helvetica" w:cs="Helvetica"/>
-                <w:i w:val="false"/>
-                <w:b w:val="false"/>
-                <w:u w:val="none"/>
-                <w:sz w:val="22"/>
-                <w:szCs w:val="22"/>
-                <w:color w:val="000000"/>
-              </w:rPr>
-              <w:t xml:space="preserve">0.390</w:t>
+              <w:t xml:space="preserve">0.83, 1.63</w:t>
+            </w:r>
+          </w:p>
+        </w:tc>
+        <w:tc>
+          <w:tcPr>
+            <w:tcBorders>
+              <w:bottom w:val="none" w:sz="0" w:space="0" w:color="000000"/>
+              <w:top w:val="none" w:sz="0" w:space="0" w:color="000000"/>
+              <w:left w:val="none" w:sz="0" w:space="0" w:color="000000"/>
+              <w:right w:val="none" w:sz="0" w:space="0" w:color="000000"/>
+            </w:tcBorders>
+            <w:shd w:val="clear" w:color="auto" w:fill="FFFFFF"/>
+            <w:tcMar>
+              <w:top w:w="0" w:type="dxa"/>
+              <w:bottom w:w="0" w:type="dxa"/>
+              <w:left w:w="0" w:type="dxa"/>
+              <w:right w:w="0" w:type="dxa"/>
+            </w:tcMar>
+            <w:vAlign w:val="top"/>
+          </w:tcPr>
+          <w:p>
+            <w:pPr>
+              <w:pStyle w:val="Normal"/>
+              <w:jc w:val="center"/>
+              <w:pBdr>
+                <w:bottom w:val="none" w:sz="0" w:space="0" w:color="000000"/>
+                <w:top w:val="none" w:sz="0" w:space="0" w:color="000000"/>
+                <w:left w:val="none" w:sz="0" w:space="0" w:color="000000"/>
+                <w:right w:val="none" w:sz="0" w:space="0" w:color="000000"/>
+              </w:pBdr>
+              <w:spacing w:after="100" w:before="100" w:line="240"/>
+              <w:ind w:left="100" w:right="100" w:firstLine="0" w:firstLineChars="0"/>
+              <w:rPr>
+                <w:rFonts w:ascii="Helvetica" w:hAnsi="Helvetica" w:eastAsia="Helvetica" w:cs="Helvetica"/>
+                <w:i w:val="false"/>
+                <w:b w:val="false"/>
+                <w:u w:val="none"/>
+                <w:sz w:val="22"/>
+                <w:szCs w:val="22"/>
+                <w:color w:val="000000"/>
+              </w:rPr>
+            </w:pPr>
+            <w:r>
+              <w:rPr>
+                <w:rFonts w:ascii="Helvetica" w:hAnsi="Helvetica" w:eastAsia="Helvetica" w:cs="Helvetica"/>
+                <w:i w:val="false"/>
+                <w:b w:val="false"/>
+                <w:u w:val="none"/>
+                <w:sz w:val="22"/>
+                <w:szCs w:val="22"/>
+                <w:color w:val="000000"/>
+              </w:rPr>
+              <w:t xml:space="preserve">0.380</w:t>
             </w:r>
           </w:p>
         </w:tc>
@@ -7865,60 +7865,60 @@
                 <w:szCs w:val="22"/>
                 <w:color w:val="000000"/>
               </w:rPr>
-              <w:t xml:space="preserve">1.36</w:t>
-            </w:r>
-          </w:p>
-        </w:tc>
-        <w:tc>
-          <w:tcPr>
-            <w:tcBorders>
-              <w:bottom w:val="none" w:sz="0" w:space="0" w:color="000000"/>
-              <w:top w:val="none" w:sz="0" w:space="0" w:color="000000"/>
-              <w:left w:val="none" w:sz="0" w:space="0" w:color="000000"/>
-              <w:right w:val="none" w:sz="0" w:space="0" w:color="000000"/>
-            </w:tcBorders>
-            <w:shd w:val="clear" w:color="auto" w:fill="FFFFFF"/>
-            <w:tcMar>
-              <w:top w:w="0" w:type="dxa"/>
-              <w:bottom w:w="0" w:type="dxa"/>
-              <w:left w:w="0" w:type="dxa"/>
-              <w:right w:w="0" w:type="dxa"/>
-            </w:tcMar>
-            <w:vAlign w:val="top"/>
-          </w:tcPr>
-          <w:p>
-            <w:pPr>
-              <w:pStyle w:val="Normal"/>
-              <w:jc w:val="center"/>
-              <w:pBdr>
-                <w:bottom w:val="none" w:sz="0" w:space="0" w:color="000000"/>
-                <w:top w:val="none" w:sz="0" w:space="0" w:color="000000"/>
-                <w:left w:val="none" w:sz="0" w:space="0" w:color="000000"/>
-                <w:right w:val="none" w:sz="0" w:space="0" w:color="000000"/>
-              </w:pBdr>
-              <w:spacing w:after="100" w:before="100" w:line="240"/>
-              <w:ind w:left="100" w:right="100" w:firstLine="0" w:firstLineChars="0"/>
-              <w:rPr>
-                <w:rFonts w:ascii="Helvetica" w:hAnsi="Helvetica" w:eastAsia="Helvetica" w:cs="Helvetica"/>
-                <w:i w:val="false"/>
-                <w:b w:val="false"/>
-                <w:u w:val="none"/>
-                <w:sz w:val="22"/>
-                <w:szCs w:val="22"/>
-                <w:color w:val="000000"/>
-              </w:rPr>
-            </w:pPr>
-            <w:r>
-              <w:rPr>
-                <w:rFonts w:ascii="Helvetica" w:hAnsi="Helvetica" w:eastAsia="Helvetica" w:cs="Helvetica"/>
-                <w:i w:val="false"/>
-                <w:b w:val="false"/>
-                <w:u w:val="none"/>
-                <w:sz w:val="22"/>
-                <w:szCs w:val="22"/>
-                <w:color w:val="000000"/>
-              </w:rPr>
-              <w:t xml:space="preserve">0.77, 2.38</w:t>
+              <w:t xml:space="preserve">1.35</w:t>
+            </w:r>
+          </w:p>
+        </w:tc>
+        <w:tc>
+          <w:tcPr>
+            <w:tcBorders>
+              <w:bottom w:val="none" w:sz="0" w:space="0" w:color="000000"/>
+              <w:top w:val="none" w:sz="0" w:space="0" w:color="000000"/>
+              <w:left w:val="none" w:sz="0" w:space="0" w:color="000000"/>
+              <w:right w:val="none" w:sz="0" w:space="0" w:color="000000"/>
+            </w:tcBorders>
+            <w:shd w:val="clear" w:color="auto" w:fill="FFFFFF"/>
+            <w:tcMar>
+              <w:top w:w="0" w:type="dxa"/>
+              <w:bottom w:w="0" w:type="dxa"/>
+              <w:left w:w="0" w:type="dxa"/>
+              <w:right w:w="0" w:type="dxa"/>
+            </w:tcMar>
+            <w:vAlign w:val="top"/>
+          </w:tcPr>
+          <w:p>
+            <w:pPr>
+              <w:pStyle w:val="Normal"/>
+              <w:jc w:val="center"/>
+              <w:pBdr>
+                <w:bottom w:val="none" w:sz="0" w:space="0" w:color="000000"/>
+                <w:top w:val="none" w:sz="0" w:space="0" w:color="000000"/>
+                <w:left w:val="none" w:sz="0" w:space="0" w:color="000000"/>
+                <w:right w:val="none" w:sz="0" w:space="0" w:color="000000"/>
+              </w:pBdr>
+              <w:spacing w:after="100" w:before="100" w:line="240"/>
+              <w:ind w:left="100" w:right="100" w:firstLine="0" w:firstLineChars="0"/>
+              <w:rPr>
+                <w:rFonts w:ascii="Helvetica" w:hAnsi="Helvetica" w:eastAsia="Helvetica" w:cs="Helvetica"/>
+                <w:i w:val="false"/>
+                <w:b w:val="false"/>
+                <w:u w:val="none"/>
+                <w:sz w:val="22"/>
+                <w:szCs w:val="22"/>
+                <w:color w:val="000000"/>
+              </w:rPr>
+            </w:pPr>
+            <w:r>
+              <w:rPr>
+                <w:rFonts w:ascii="Helvetica" w:hAnsi="Helvetica" w:eastAsia="Helvetica" w:cs="Helvetica"/>
+                <w:i w:val="false"/>
+                <w:b w:val="false"/>
+                <w:u w:val="none"/>
+                <w:sz w:val="22"/>
+                <w:szCs w:val="22"/>
+                <w:color w:val="000000"/>
+              </w:rPr>
+              <w:t xml:space="preserve">0.77, 2.37</w:t>
             </w:r>
           </w:p>
         </w:tc>
@@ -8136,113 +8136,113 @@
                 <w:szCs w:val="22"/>
                 <w:color w:val="000000"/>
               </w:rPr>
-              <w:t xml:space="preserve">0.94</w:t>
-            </w:r>
-          </w:p>
-        </w:tc>
-        <w:tc>
-          <w:tcPr>
-            <w:tcBorders>
-              <w:bottom w:val="none" w:sz="0" w:space="0" w:color="000000"/>
-              <w:top w:val="none" w:sz="0" w:space="0" w:color="000000"/>
-              <w:left w:val="none" w:sz="0" w:space="0" w:color="000000"/>
-              <w:right w:val="none" w:sz="0" w:space="0" w:color="000000"/>
-            </w:tcBorders>
-            <w:shd w:val="clear" w:color="auto" w:fill="FFFFFF"/>
-            <w:tcMar>
-              <w:top w:w="0" w:type="dxa"/>
-              <w:bottom w:w="0" w:type="dxa"/>
-              <w:left w:w="0" w:type="dxa"/>
-              <w:right w:w="0" w:type="dxa"/>
-            </w:tcMar>
-            <w:vAlign w:val="top"/>
-          </w:tcPr>
-          <w:p>
-            <w:pPr>
-              <w:pStyle w:val="Normal"/>
-              <w:jc w:val="center"/>
-              <w:pBdr>
-                <w:bottom w:val="none" w:sz="0" w:space="0" w:color="000000"/>
-                <w:top w:val="none" w:sz="0" w:space="0" w:color="000000"/>
-                <w:left w:val="none" w:sz="0" w:space="0" w:color="000000"/>
-                <w:right w:val="none" w:sz="0" w:space="0" w:color="000000"/>
-              </w:pBdr>
-              <w:spacing w:after="100" w:before="100" w:line="240"/>
-              <w:ind w:left="100" w:right="100" w:firstLine="0" w:firstLineChars="0"/>
-              <w:rPr>
-                <w:rFonts w:ascii="Helvetica" w:hAnsi="Helvetica" w:eastAsia="Helvetica" w:cs="Helvetica"/>
-                <w:i w:val="false"/>
-                <w:b w:val="false"/>
-                <w:u w:val="none"/>
-                <w:sz w:val="22"/>
-                <w:szCs w:val="22"/>
-                <w:color w:val="000000"/>
-              </w:rPr>
-            </w:pPr>
-            <w:r>
-              <w:rPr>
-                <w:rFonts w:ascii="Helvetica" w:hAnsi="Helvetica" w:eastAsia="Helvetica" w:cs="Helvetica"/>
-                <w:i w:val="false"/>
-                <w:b w:val="false"/>
-                <w:u w:val="none"/>
-                <w:sz w:val="22"/>
-                <w:szCs w:val="22"/>
-                <w:color w:val="000000"/>
-              </w:rPr>
-              <w:t xml:space="preserve">0.64, 1.38</w:t>
-            </w:r>
-          </w:p>
-        </w:tc>
-        <w:tc>
-          <w:tcPr>
-            <w:tcBorders>
-              <w:bottom w:val="none" w:sz="0" w:space="0" w:color="000000"/>
-              <w:top w:val="none" w:sz="0" w:space="0" w:color="000000"/>
-              <w:left w:val="none" w:sz="0" w:space="0" w:color="000000"/>
-              <w:right w:val="none" w:sz="0" w:space="0" w:color="000000"/>
-            </w:tcBorders>
-            <w:shd w:val="clear" w:color="auto" w:fill="FFFFFF"/>
-            <w:tcMar>
-              <w:top w:w="0" w:type="dxa"/>
-              <w:bottom w:w="0" w:type="dxa"/>
-              <w:left w:w="0" w:type="dxa"/>
-              <w:right w:w="0" w:type="dxa"/>
-            </w:tcMar>
-            <w:vAlign w:val="top"/>
-          </w:tcPr>
-          <w:p>
-            <w:pPr>
-              <w:pStyle w:val="Normal"/>
-              <w:jc w:val="center"/>
-              <w:pBdr>
-                <w:bottom w:val="none" w:sz="0" w:space="0" w:color="000000"/>
-                <w:top w:val="none" w:sz="0" w:space="0" w:color="000000"/>
-                <w:left w:val="none" w:sz="0" w:space="0" w:color="000000"/>
-                <w:right w:val="none" w:sz="0" w:space="0" w:color="000000"/>
-              </w:pBdr>
-              <w:spacing w:after="100" w:before="100" w:line="240"/>
-              <w:ind w:left="100" w:right="100" w:firstLine="0" w:firstLineChars="0"/>
-              <w:rPr>
-                <w:rFonts w:ascii="Helvetica" w:hAnsi="Helvetica" w:eastAsia="Helvetica" w:cs="Helvetica"/>
-                <w:i w:val="false"/>
-                <w:b w:val="false"/>
-                <w:u w:val="none"/>
-                <w:sz w:val="22"/>
-                <w:szCs w:val="22"/>
-                <w:color w:val="000000"/>
-              </w:rPr>
-            </w:pPr>
-            <w:r>
-              <w:rPr>
-                <w:rFonts w:ascii="Helvetica" w:hAnsi="Helvetica" w:eastAsia="Helvetica" w:cs="Helvetica"/>
-                <w:i w:val="false"/>
-                <w:b w:val="false"/>
-                <w:u w:val="none"/>
-                <w:sz w:val="22"/>
-                <w:szCs w:val="22"/>
-                <w:color w:val="000000"/>
-              </w:rPr>
-              <w:t xml:space="preserve">0.750</w:t>
+              <w:t xml:space="preserve">0.95</w:t>
+            </w:r>
+          </w:p>
+        </w:tc>
+        <w:tc>
+          <w:tcPr>
+            <w:tcBorders>
+              <w:bottom w:val="none" w:sz="0" w:space="0" w:color="000000"/>
+              <w:top w:val="none" w:sz="0" w:space="0" w:color="000000"/>
+              <w:left w:val="none" w:sz="0" w:space="0" w:color="000000"/>
+              <w:right w:val="none" w:sz="0" w:space="0" w:color="000000"/>
+            </w:tcBorders>
+            <w:shd w:val="clear" w:color="auto" w:fill="FFFFFF"/>
+            <w:tcMar>
+              <w:top w:w="0" w:type="dxa"/>
+              <w:bottom w:w="0" w:type="dxa"/>
+              <w:left w:w="0" w:type="dxa"/>
+              <w:right w:w="0" w:type="dxa"/>
+            </w:tcMar>
+            <w:vAlign w:val="top"/>
+          </w:tcPr>
+          <w:p>
+            <w:pPr>
+              <w:pStyle w:val="Normal"/>
+              <w:jc w:val="center"/>
+              <w:pBdr>
+                <w:bottom w:val="none" w:sz="0" w:space="0" w:color="000000"/>
+                <w:top w:val="none" w:sz="0" w:space="0" w:color="000000"/>
+                <w:left w:val="none" w:sz="0" w:space="0" w:color="000000"/>
+                <w:right w:val="none" w:sz="0" w:space="0" w:color="000000"/>
+              </w:pBdr>
+              <w:spacing w:after="100" w:before="100" w:line="240"/>
+              <w:ind w:left="100" w:right="100" w:firstLine="0" w:firstLineChars="0"/>
+              <w:rPr>
+                <w:rFonts w:ascii="Helvetica" w:hAnsi="Helvetica" w:eastAsia="Helvetica" w:cs="Helvetica"/>
+                <w:i w:val="false"/>
+                <w:b w:val="false"/>
+                <w:u w:val="none"/>
+                <w:sz w:val="22"/>
+                <w:szCs w:val="22"/>
+                <w:color w:val="000000"/>
+              </w:rPr>
+            </w:pPr>
+            <w:r>
+              <w:rPr>
+                <w:rFonts w:ascii="Helvetica" w:hAnsi="Helvetica" w:eastAsia="Helvetica" w:cs="Helvetica"/>
+                <w:i w:val="false"/>
+                <w:b w:val="false"/>
+                <w:u w:val="none"/>
+                <w:sz w:val="22"/>
+                <w:szCs w:val="22"/>
+                <w:color w:val="000000"/>
+              </w:rPr>
+              <w:t xml:space="preserve">0.65, 1.40</w:t>
+            </w:r>
+          </w:p>
+        </w:tc>
+        <w:tc>
+          <w:tcPr>
+            <w:tcBorders>
+              <w:bottom w:val="none" w:sz="0" w:space="0" w:color="000000"/>
+              <w:top w:val="none" w:sz="0" w:space="0" w:color="000000"/>
+              <w:left w:val="none" w:sz="0" w:space="0" w:color="000000"/>
+              <w:right w:val="none" w:sz="0" w:space="0" w:color="000000"/>
+            </w:tcBorders>
+            <w:shd w:val="clear" w:color="auto" w:fill="FFFFFF"/>
+            <w:tcMar>
+              <w:top w:w="0" w:type="dxa"/>
+              <w:bottom w:w="0" w:type="dxa"/>
+              <w:left w:w="0" w:type="dxa"/>
+              <w:right w:w="0" w:type="dxa"/>
+            </w:tcMar>
+            <w:vAlign w:val="top"/>
+          </w:tcPr>
+          <w:p>
+            <w:pPr>
+              <w:pStyle w:val="Normal"/>
+              <w:jc w:val="center"/>
+              <w:pBdr>
+                <w:bottom w:val="none" w:sz="0" w:space="0" w:color="000000"/>
+                <w:top w:val="none" w:sz="0" w:space="0" w:color="000000"/>
+                <w:left w:val="none" w:sz="0" w:space="0" w:color="000000"/>
+                <w:right w:val="none" w:sz="0" w:space="0" w:color="000000"/>
+              </w:pBdr>
+              <w:spacing w:after="100" w:before="100" w:line="240"/>
+              <w:ind w:left="100" w:right="100" w:firstLine="0" w:firstLineChars="0"/>
+              <w:rPr>
+                <w:rFonts w:ascii="Helvetica" w:hAnsi="Helvetica" w:eastAsia="Helvetica" w:cs="Helvetica"/>
+                <w:i w:val="false"/>
+                <w:b w:val="false"/>
+                <w:u w:val="none"/>
+                <w:sz w:val="22"/>
+                <w:szCs w:val="22"/>
+                <w:color w:val="000000"/>
+              </w:rPr>
+            </w:pPr>
+            <w:r>
+              <w:rPr>
+                <w:rFonts w:ascii="Helvetica" w:hAnsi="Helvetica" w:eastAsia="Helvetica" w:cs="Helvetica"/>
+                <w:i w:val="false"/>
+                <w:b w:val="false"/>
+                <w:u w:val="none"/>
+                <w:sz w:val="22"/>
+                <w:szCs w:val="22"/>
+                <w:color w:val="000000"/>
+              </w:rPr>
+              <w:t xml:space="preserve">0.810</w:t>
             </w:r>
           </w:p>
         </w:tc>
@@ -8454,7 +8454,7 @@
                 <w:szCs w:val="22"/>
                 <w:color w:val="000000"/>
               </w:rPr>
-              <w:t xml:space="preserve">0.420</w:t>
+              <w:t xml:space="preserve">0.430</w:t>
             </w:r>
           </w:p>
         </w:tc>
@@ -8619,113 +8619,113 @@
                 <w:szCs w:val="22"/>
                 <w:color w:val="000000"/>
               </w:rPr>
-              <w:t xml:space="preserve">1.49</w:t>
-            </w:r>
-          </w:p>
-        </w:tc>
-        <w:tc>
-          <w:tcPr>
-            <w:tcBorders>
-              <w:bottom w:val="none" w:sz="0" w:space="0" w:color="000000"/>
-              <w:top w:val="none" w:sz="0" w:space="0" w:color="000000"/>
-              <w:left w:val="none" w:sz="0" w:space="0" w:color="000000"/>
-              <w:right w:val="none" w:sz="0" w:space="0" w:color="000000"/>
-            </w:tcBorders>
-            <w:shd w:val="clear" w:color="auto" w:fill="FFFFFF"/>
-            <w:tcMar>
-              <w:top w:w="0" w:type="dxa"/>
-              <w:bottom w:w="0" w:type="dxa"/>
-              <w:left w:w="0" w:type="dxa"/>
-              <w:right w:w="0" w:type="dxa"/>
-            </w:tcMar>
-            <w:vAlign w:val="top"/>
-          </w:tcPr>
-          <w:p>
-            <w:pPr>
-              <w:pStyle w:val="Normal"/>
-              <w:jc w:val="center"/>
-              <w:pBdr>
-                <w:bottom w:val="none" w:sz="0" w:space="0" w:color="000000"/>
-                <w:top w:val="none" w:sz="0" w:space="0" w:color="000000"/>
-                <w:left w:val="none" w:sz="0" w:space="0" w:color="000000"/>
-                <w:right w:val="none" w:sz="0" w:space="0" w:color="000000"/>
-              </w:pBdr>
-              <w:spacing w:after="100" w:before="100" w:line="240"/>
-              <w:ind w:left="100" w:right="100" w:firstLine="0" w:firstLineChars="0"/>
-              <w:rPr>
-                <w:rFonts w:ascii="Helvetica" w:hAnsi="Helvetica" w:eastAsia="Helvetica" w:cs="Helvetica"/>
-                <w:i w:val="false"/>
-                <w:b w:val="false"/>
-                <w:u w:val="none"/>
-                <w:sz w:val="22"/>
-                <w:szCs w:val="22"/>
-                <w:color w:val="000000"/>
-              </w:rPr>
-            </w:pPr>
-            <w:r>
-              <w:rPr>
-                <w:rFonts w:ascii="Helvetica" w:hAnsi="Helvetica" w:eastAsia="Helvetica" w:cs="Helvetica"/>
-                <w:i w:val="false"/>
-                <w:b w:val="false"/>
-                <w:u w:val="none"/>
-                <w:sz w:val="22"/>
-                <w:szCs w:val="22"/>
-                <w:color w:val="000000"/>
-              </w:rPr>
-              <w:t xml:space="preserve">0.97, 2.30</w:t>
-            </w:r>
-          </w:p>
-        </w:tc>
-        <w:tc>
-          <w:tcPr>
-            <w:tcBorders>
-              <w:bottom w:val="none" w:sz="0" w:space="0" w:color="000000"/>
-              <w:top w:val="none" w:sz="0" w:space="0" w:color="000000"/>
-              <w:left w:val="none" w:sz="0" w:space="0" w:color="000000"/>
-              <w:right w:val="none" w:sz="0" w:space="0" w:color="000000"/>
-            </w:tcBorders>
-            <w:shd w:val="clear" w:color="auto" w:fill="FFFFFF"/>
-            <w:tcMar>
-              <w:top w:w="0" w:type="dxa"/>
-              <w:bottom w:w="0" w:type="dxa"/>
-              <w:left w:w="0" w:type="dxa"/>
-              <w:right w:w="0" w:type="dxa"/>
-            </w:tcMar>
-            <w:vAlign w:val="top"/>
-          </w:tcPr>
-          <w:p>
-            <w:pPr>
-              <w:pStyle w:val="Normal"/>
-              <w:jc w:val="center"/>
-              <w:pBdr>
-                <w:bottom w:val="none" w:sz="0" w:space="0" w:color="000000"/>
-                <w:top w:val="none" w:sz="0" w:space="0" w:color="000000"/>
-                <w:left w:val="none" w:sz="0" w:space="0" w:color="000000"/>
-                <w:right w:val="none" w:sz="0" w:space="0" w:color="000000"/>
-              </w:pBdr>
-              <w:spacing w:after="100" w:before="100" w:line="240"/>
-              <w:ind w:left="100" w:right="100" w:firstLine="0" w:firstLineChars="0"/>
-              <w:rPr>
-                <w:rFonts w:ascii="Helvetica" w:hAnsi="Helvetica" w:eastAsia="Helvetica" w:cs="Helvetica"/>
-                <w:i w:val="false"/>
-                <w:b w:val="false"/>
-                <w:u w:val="none"/>
-                <w:sz w:val="22"/>
-                <w:szCs w:val="22"/>
-                <w:color w:val="000000"/>
-              </w:rPr>
-            </w:pPr>
-            <w:r>
-              <w:rPr>
-                <w:rFonts w:ascii="Helvetica" w:hAnsi="Helvetica" w:eastAsia="Helvetica" w:cs="Helvetica"/>
-                <w:i w:val="false"/>
-                <w:b w:val="false"/>
-                <w:u w:val="none"/>
-                <w:sz w:val="22"/>
-                <w:szCs w:val="22"/>
-                <w:color w:val="000000"/>
-              </w:rPr>
-              <w:t xml:space="preserve">0.070</w:t>
+              <w:t xml:space="preserve">1.47</w:t>
+            </w:r>
+          </w:p>
+        </w:tc>
+        <w:tc>
+          <w:tcPr>
+            <w:tcBorders>
+              <w:bottom w:val="none" w:sz="0" w:space="0" w:color="000000"/>
+              <w:top w:val="none" w:sz="0" w:space="0" w:color="000000"/>
+              <w:left w:val="none" w:sz="0" w:space="0" w:color="000000"/>
+              <w:right w:val="none" w:sz="0" w:space="0" w:color="000000"/>
+            </w:tcBorders>
+            <w:shd w:val="clear" w:color="auto" w:fill="FFFFFF"/>
+            <w:tcMar>
+              <w:top w:w="0" w:type="dxa"/>
+              <w:bottom w:w="0" w:type="dxa"/>
+              <w:left w:w="0" w:type="dxa"/>
+              <w:right w:w="0" w:type="dxa"/>
+            </w:tcMar>
+            <w:vAlign w:val="top"/>
+          </w:tcPr>
+          <w:p>
+            <w:pPr>
+              <w:pStyle w:val="Normal"/>
+              <w:jc w:val="center"/>
+              <w:pBdr>
+                <w:bottom w:val="none" w:sz="0" w:space="0" w:color="000000"/>
+                <w:top w:val="none" w:sz="0" w:space="0" w:color="000000"/>
+                <w:left w:val="none" w:sz="0" w:space="0" w:color="000000"/>
+                <w:right w:val="none" w:sz="0" w:space="0" w:color="000000"/>
+              </w:pBdr>
+              <w:spacing w:after="100" w:before="100" w:line="240"/>
+              <w:ind w:left="100" w:right="100" w:firstLine="0" w:firstLineChars="0"/>
+              <w:rPr>
+                <w:rFonts w:ascii="Helvetica" w:hAnsi="Helvetica" w:eastAsia="Helvetica" w:cs="Helvetica"/>
+                <w:i w:val="false"/>
+                <w:b w:val="false"/>
+                <w:u w:val="none"/>
+                <w:sz w:val="22"/>
+                <w:szCs w:val="22"/>
+                <w:color w:val="000000"/>
+              </w:rPr>
+            </w:pPr>
+            <w:r>
+              <w:rPr>
+                <w:rFonts w:ascii="Helvetica" w:hAnsi="Helvetica" w:eastAsia="Helvetica" w:cs="Helvetica"/>
+                <w:i w:val="false"/>
+                <w:b w:val="false"/>
+                <w:u w:val="none"/>
+                <w:sz w:val="22"/>
+                <w:szCs w:val="22"/>
+                <w:color w:val="000000"/>
+              </w:rPr>
+              <w:t xml:space="preserve">0.95, 2.27</w:t>
+            </w:r>
+          </w:p>
+        </w:tc>
+        <w:tc>
+          <w:tcPr>
+            <w:tcBorders>
+              <w:bottom w:val="none" w:sz="0" w:space="0" w:color="000000"/>
+              <w:top w:val="none" w:sz="0" w:space="0" w:color="000000"/>
+              <w:left w:val="none" w:sz="0" w:space="0" w:color="000000"/>
+              <w:right w:val="none" w:sz="0" w:space="0" w:color="000000"/>
+            </w:tcBorders>
+            <w:shd w:val="clear" w:color="auto" w:fill="FFFFFF"/>
+            <w:tcMar>
+              <w:top w:w="0" w:type="dxa"/>
+              <w:bottom w:w="0" w:type="dxa"/>
+              <w:left w:w="0" w:type="dxa"/>
+              <w:right w:w="0" w:type="dxa"/>
+            </w:tcMar>
+            <w:vAlign w:val="top"/>
+          </w:tcPr>
+          <w:p>
+            <w:pPr>
+              <w:pStyle w:val="Normal"/>
+              <w:jc w:val="center"/>
+              <w:pBdr>
+                <w:bottom w:val="none" w:sz="0" w:space="0" w:color="000000"/>
+                <w:top w:val="none" w:sz="0" w:space="0" w:color="000000"/>
+                <w:left w:val="none" w:sz="0" w:space="0" w:color="000000"/>
+                <w:right w:val="none" w:sz="0" w:space="0" w:color="000000"/>
+              </w:pBdr>
+              <w:spacing w:after="100" w:before="100" w:line="240"/>
+              <w:ind w:left="100" w:right="100" w:firstLine="0" w:firstLineChars="0"/>
+              <w:rPr>
+                <w:rFonts w:ascii="Helvetica" w:hAnsi="Helvetica" w:eastAsia="Helvetica" w:cs="Helvetica"/>
+                <w:i w:val="false"/>
+                <w:b w:val="false"/>
+                <w:u w:val="none"/>
+                <w:sz w:val="22"/>
+                <w:szCs w:val="22"/>
+                <w:color w:val="000000"/>
+              </w:rPr>
+            </w:pPr>
+            <w:r>
+              <w:rPr>
+                <w:rFonts w:ascii="Helvetica" w:hAnsi="Helvetica" w:eastAsia="Helvetica" w:cs="Helvetica"/>
+                <w:i w:val="false"/>
+                <w:b w:val="false"/>
+                <w:u w:val="none"/>
+                <w:sz w:val="22"/>
+                <w:szCs w:val="22"/>
+                <w:color w:val="000000"/>
+              </w:rPr>
+              <w:t xml:space="preserve">0.081</w:t>
             </w:r>
           </w:p>
         </w:tc>
@@ -8831,113 +8831,113 @@
                 <w:szCs w:val="22"/>
                 <w:color w:val="000000"/>
               </w:rPr>
-              <w:t xml:space="preserve">0.96</w:t>
-            </w:r>
-          </w:p>
-        </w:tc>
-        <w:tc>
-          <w:tcPr>
-            <w:tcBorders>
-              <w:bottom w:val="none" w:sz="0" w:space="0" w:color="000000"/>
-              <w:top w:val="none" w:sz="0" w:space="0" w:color="000000"/>
-              <w:left w:val="none" w:sz="0" w:space="0" w:color="000000"/>
-              <w:right w:val="none" w:sz="0" w:space="0" w:color="000000"/>
-            </w:tcBorders>
-            <w:shd w:val="clear" w:color="auto" w:fill="FFFFFF"/>
-            <w:tcMar>
-              <w:top w:w="0" w:type="dxa"/>
-              <w:bottom w:w="0" w:type="dxa"/>
-              <w:left w:w="0" w:type="dxa"/>
-              <w:right w:w="0" w:type="dxa"/>
-            </w:tcMar>
-            <w:vAlign w:val="top"/>
-          </w:tcPr>
-          <w:p>
-            <w:pPr>
-              <w:pStyle w:val="Normal"/>
-              <w:jc w:val="center"/>
-              <w:pBdr>
-                <w:bottom w:val="none" w:sz="0" w:space="0" w:color="000000"/>
-                <w:top w:val="none" w:sz="0" w:space="0" w:color="000000"/>
-                <w:left w:val="none" w:sz="0" w:space="0" w:color="000000"/>
-                <w:right w:val="none" w:sz="0" w:space="0" w:color="000000"/>
-              </w:pBdr>
-              <w:spacing w:after="100" w:before="100" w:line="240"/>
-              <w:ind w:left="100" w:right="100" w:firstLine="0" w:firstLineChars="0"/>
-              <w:rPr>
-                <w:rFonts w:ascii="Helvetica" w:hAnsi="Helvetica" w:eastAsia="Helvetica" w:cs="Helvetica"/>
-                <w:i w:val="false"/>
-                <w:b w:val="false"/>
-                <w:u w:val="none"/>
-                <w:sz w:val="22"/>
-                <w:szCs w:val="22"/>
-                <w:color w:val="000000"/>
-              </w:rPr>
-            </w:pPr>
-            <w:r>
-              <w:rPr>
-                <w:rFonts w:ascii="Helvetica" w:hAnsi="Helvetica" w:eastAsia="Helvetica" w:cs="Helvetica"/>
-                <w:i w:val="false"/>
-                <w:b w:val="false"/>
-                <w:u w:val="none"/>
-                <w:sz w:val="22"/>
-                <w:szCs w:val="22"/>
-                <w:color w:val="000000"/>
-              </w:rPr>
-              <w:t xml:space="preserve">0.52, 1.79</w:t>
-            </w:r>
-          </w:p>
-        </w:tc>
-        <w:tc>
-          <w:tcPr>
-            <w:tcBorders>
-              <w:bottom w:val="none" w:sz="0" w:space="0" w:color="000000"/>
-              <w:top w:val="none" w:sz="0" w:space="0" w:color="000000"/>
-              <w:left w:val="none" w:sz="0" w:space="0" w:color="000000"/>
-              <w:right w:val="none" w:sz="0" w:space="0" w:color="000000"/>
-            </w:tcBorders>
-            <w:shd w:val="clear" w:color="auto" w:fill="FFFFFF"/>
-            <w:tcMar>
-              <w:top w:w="0" w:type="dxa"/>
-              <w:bottom w:w="0" w:type="dxa"/>
-              <w:left w:w="0" w:type="dxa"/>
-              <w:right w:w="0" w:type="dxa"/>
-            </w:tcMar>
-            <w:vAlign w:val="top"/>
-          </w:tcPr>
-          <w:p>
-            <w:pPr>
-              <w:pStyle w:val="Normal"/>
-              <w:jc w:val="center"/>
-              <w:pBdr>
-                <w:bottom w:val="none" w:sz="0" w:space="0" w:color="000000"/>
-                <w:top w:val="none" w:sz="0" w:space="0" w:color="000000"/>
-                <w:left w:val="none" w:sz="0" w:space="0" w:color="000000"/>
-                <w:right w:val="none" w:sz="0" w:space="0" w:color="000000"/>
-              </w:pBdr>
-              <w:spacing w:after="100" w:before="100" w:line="240"/>
-              <w:ind w:left="100" w:right="100" w:firstLine="0" w:firstLineChars="0"/>
-              <w:rPr>
-                <w:rFonts w:ascii="Helvetica" w:hAnsi="Helvetica" w:eastAsia="Helvetica" w:cs="Helvetica"/>
-                <w:i w:val="false"/>
-                <w:b w:val="false"/>
-                <w:u w:val="none"/>
-                <w:sz w:val="22"/>
-                <w:szCs w:val="22"/>
-                <w:color w:val="000000"/>
-              </w:rPr>
-            </w:pPr>
-            <w:r>
-              <w:rPr>
-                <w:rFonts w:ascii="Helvetica" w:hAnsi="Helvetica" w:eastAsia="Helvetica" w:cs="Helvetica"/>
-                <w:i w:val="false"/>
-                <w:b w:val="false"/>
-                <w:u w:val="none"/>
-                <w:sz w:val="22"/>
-                <w:szCs w:val="22"/>
-                <w:color w:val="000000"/>
-              </w:rPr>
-              <w:t xml:space="preserve">0.900</w:t>
+              <w:t xml:space="preserve">0.94</w:t>
+            </w:r>
+          </w:p>
+        </w:tc>
+        <w:tc>
+          <w:tcPr>
+            <w:tcBorders>
+              <w:bottom w:val="none" w:sz="0" w:space="0" w:color="000000"/>
+              <w:top w:val="none" w:sz="0" w:space="0" w:color="000000"/>
+              <w:left w:val="none" w:sz="0" w:space="0" w:color="000000"/>
+              <w:right w:val="none" w:sz="0" w:space="0" w:color="000000"/>
+            </w:tcBorders>
+            <w:shd w:val="clear" w:color="auto" w:fill="FFFFFF"/>
+            <w:tcMar>
+              <w:top w:w="0" w:type="dxa"/>
+              <w:bottom w:w="0" w:type="dxa"/>
+              <w:left w:w="0" w:type="dxa"/>
+              <w:right w:w="0" w:type="dxa"/>
+            </w:tcMar>
+            <w:vAlign w:val="top"/>
+          </w:tcPr>
+          <w:p>
+            <w:pPr>
+              <w:pStyle w:val="Normal"/>
+              <w:jc w:val="center"/>
+              <w:pBdr>
+                <w:bottom w:val="none" w:sz="0" w:space="0" w:color="000000"/>
+                <w:top w:val="none" w:sz="0" w:space="0" w:color="000000"/>
+                <w:left w:val="none" w:sz="0" w:space="0" w:color="000000"/>
+                <w:right w:val="none" w:sz="0" w:space="0" w:color="000000"/>
+              </w:pBdr>
+              <w:spacing w:after="100" w:before="100" w:line="240"/>
+              <w:ind w:left="100" w:right="100" w:firstLine="0" w:firstLineChars="0"/>
+              <w:rPr>
+                <w:rFonts w:ascii="Helvetica" w:hAnsi="Helvetica" w:eastAsia="Helvetica" w:cs="Helvetica"/>
+                <w:i w:val="false"/>
+                <w:b w:val="false"/>
+                <w:u w:val="none"/>
+                <w:sz w:val="22"/>
+                <w:szCs w:val="22"/>
+                <w:color w:val="000000"/>
+              </w:rPr>
+            </w:pPr>
+            <w:r>
+              <w:rPr>
+                <w:rFonts w:ascii="Helvetica" w:hAnsi="Helvetica" w:eastAsia="Helvetica" w:cs="Helvetica"/>
+                <w:i w:val="false"/>
+                <w:b w:val="false"/>
+                <w:u w:val="none"/>
+                <w:sz w:val="22"/>
+                <w:szCs w:val="22"/>
+                <w:color w:val="000000"/>
+              </w:rPr>
+              <w:t xml:space="preserve">0.51, 1.75</w:t>
+            </w:r>
+          </w:p>
+        </w:tc>
+        <w:tc>
+          <w:tcPr>
+            <w:tcBorders>
+              <w:bottom w:val="none" w:sz="0" w:space="0" w:color="000000"/>
+              <w:top w:val="none" w:sz="0" w:space="0" w:color="000000"/>
+              <w:left w:val="none" w:sz="0" w:space="0" w:color="000000"/>
+              <w:right w:val="none" w:sz="0" w:space="0" w:color="000000"/>
+            </w:tcBorders>
+            <w:shd w:val="clear" w:color="auto" w:fill="FFFFFF"/>
+            <w:tcMar>
+              <w:top w:w="0" w:type="dxa"/>
+              <w:bottom w:w="0" w:type="dxa"/>
+              <w:left w:w="0" w:type="dxa"/>
+              <w:right w:w="0" w:type="dxa"/>
+            </w:tcMar>
+            <w:vAlign w:val="top"/>
+          </w:tcPr>
+          <w:p>
+            <w:pPr>
+              <w:pStyle w:val="Normal"/>
+              <w:jc w:val="center"/>
+              <w:pBdr>
+                <w:bottom w:val="none" w:sz="0" w:space="0" w:color="000000"/>
+                <w:top w:val="none" w:sz="0" w:space="0" w:color="000000"/>
+                <w:left w:val="none" w:sz="0" w:space="0" w:color="000000"/>
+                <w:right w:val="none" w:sz="0" w:space="0" w:color="000000"/>
+              </w:pBdr>
+              <w:spacing w:after="100" w:before="100" w:line="240"/>
+              <w:ind w:left="100" w:right="100" w:firstLine="0" w:firstLineChars="0"/>
+              <w:rPr>
+                <w:rFonts w:ascii="Helvetica" w:hAnsi="Helvetica" w:eastAsia="Helvetica" w:cs="Helvetica"/>
+                <w:i w:val="false"/>
+                <w:b w:val="false"/>
+                <w:u w:val="none"/>
+                <w:sz w:val="22"/>
+                <w:szCs w:val="22"/>
+                <w:color w:val="000000"/>
+              </w:rPr>
+            </w:pPr>
+            <w:r>
+              <w:rPr>
+                <w:rFonts w:ascii="Helvetica" w:hAnsi="Helvetica" w:eastAsia="Helvetica" w:cs="Helvetica"/>
+                <w:i w:val="false"/>
+                <w:b w:val="false"/>
+                <w:u w:val="none"/>
+                <w:sz w:val="22"/>
+                <w:szCs w:val="22"/>
+                <w:color w:val="000000"/>
+              </w:rPr>
+              <w:t xml:space="preserve">0.850</w:t>
             </w:r>
           </w:p>
         </w:tc>
@@ -10068,60 +10068,60 @@
                 <w:szCs w:val="22"/>
                 <w:color w:val="000000"/>
               </w:rPr>
-              <w:t xml:space="preserve">1.63</w:t>
-            </w:r>
-          </w:p>
-        </w:tc>
-        <w:tc>
-          <w:tcPr>
-            <w:tcBorders>
-              <w:bottom w:val="none" w:sz="0" w:space="0" w:color="000000"/>
-              <w:top w:val="none" w:sz="0" w:space="0" w:color="000000"/>
-              <w:left w:val="none" w:sz="0" w:space="0" w:color="000000"/>
-              <w:right w:val="none" w:sz="0" w:space="0" w:color="000000"/>
-            </w:tcBorders>
-            <w:shd w:val="clear" w:color="auto" w:fill="FFFFFF"/>
-            <w:tcMar>
-              <w:top w:w="0" w:type="dxa"/>
-              <w:bottom w:w="0" w:type="dxa"/>
-              <w:left w:w="0" w:type="dxa"/>
-              <w:right w:w="0" w:type="dxa"/>
-            </w:tcMar>
-            <w:vAlign w:val="top"/>
-          </w:tcPr>
-          <w:p>
-            <w:pPr>
-              <w:pStyle w:val="Normal"/>
-              <w:jc w:val="center"/>
-              <w:pBdr>
-                <w:bottom w:val="none" w:sz="0" w:space="0" w:color="000000"/>
-                <w:top w:val="none" w:sz="0" w:space="0" w:color="000000"/>
-                <w:left w:val="none" w:sz="0" w:space="0" w:color="000000"/>
-                <w:right w:val="none" w:sz="0" w:space="0" w:color="000000"/>
-              </w:pBdr>
-              <w:spacing w:after="100" w:before="100" w:line="240"/>
-              <w:ind w:left="100" w:right="100" w:firstLine="0" w:firstLineChars="0"/>
-              <w:rPr>
-                <w:rFonts w:ascii="Helvetica" w:hAnsi="Helvetica" w:eastAsia="Helvetica" w:cs="Helvetica"/>
-                <w:i w:val="false"/>
-                <w:b w:val="false"/>
-                <w:u w:val="none"/>
-                <w:sz w:val="22"/>
-                <w:szCs w:val="22"/>
-                <w:color w:val="000000"/>
-              </w:rPr>
-            </w:pPr>
-            <w:r>
-              <w:rPr>
-                <w:rFonts w:ascii="Helvetica" w:hAnsi="Helvetica" w:eastAsia="Helvetica" w:cs="Helvetica"/>
-                <w:i w:val="false"/>
-                <w:b w:val="false"/>
-                <w:u w:val="none"/>
-                <w:sz w:val="22"/>
-                <w:szCs w:val="22"/>
-                <w:color w:val="000000"/>
-              </w:rPr>
-              <w:t xml:space="preserve">1.24, 2.14</w:t>
+              <w:t xml:space="preserve">1.59</w:t>
+            </w:r>
+          </w:p>
+        </w:tc>
+        <w:tc>
+          <w:tcPr>
+            <w:tcBorders>
+              <w:bottom w:val="none" w:sz="0" w:space="0" w:color="000000"/>
+              <w:top w:val="none" w:sz="0" w:space="0" w:color="000000"/>
+              <w:left w:val="none" w:sz="0" w:space="0" w:color="000000"/>
+              <w:right w:val="none" w:sz="0" w:space="0" w:color="000000"/>
+            </w:tcBorders>
+            <w:shd w:val="clear" w:color="auto" w:fill="FFFFFF"/>
+            <w:tcMar>
+              <w:top w:w="0" w:type="dxa"/>
+              <w:bottom w:w="0" w:type="dxa"/>
+              <w:left w:w="0" w:type="dxa"/>
+              <w:right w:w="0" w:type="dxa"/>
+            </w:tcMar>
+            <w:vAlign w:val="top"/>
+          </w:tcPr>
+          <w:p>
+            <w:pPr>
+              <w:pStyle w:val="Normal"/>
+              <w:jc w:val="center"/>
+              <w:pBdr>
+                <w:bottom w:val="none" w:sz="0" w:space="0" w:color="000000"/>
+                <w:top w:val="none" w:sz="0" w:space="0" w:color="000000"/>
+                <w:left w:val="none" w:sz="0" w:space="0" w:color="000000"/>
+                <w:right w:val="none" w:sz="0" w:space="0" w:color="000000"/>
+              </w:pBdr>
+              <w:spacing w:after="100" w:before="100" w:line="240"/>
+              <w:ind w:left="100" w:right="100" w:firstLine="0" w:firstLineChars="0"/>
+              <w:rPr>
+                <w:rFonts w:ascii="Helvetica" w:hAnsi="Helvetica" w:eastAsia="Helvetica" w:cs="Helvetica"/>
+                <w:i w:val="false"/>
+                <w:b w:val="false"/>
+                <w:u w:val="none"/>
+                <w:sz w:val="22"/>
+                <w:szCs w:val="22"/>
+                <w:color w:val="000000"/>
+              </w:rPr>
+            </w:pPr>
+            <w:r>
+              <w:rPr>
+                <w:rFonts w:ascii="Helvetica" w:hAnsi="Helvetica" w:eastAsia="Helvetica" w:cs="Helvetica"/>
+                <w:i w:val="false"/>
+                <w:b w:val="false"/>
+                <w:u w:val="none"/>
+                <w:sz w:val="22"/>
+                <w:szCs w:val="22"/>
+                <w:color w:val="000000"/>
+              </w:rPr>
+              <w:t xml:space="preserve">1.22, 2.09</w:t>
             </w:r>
           </w:p>
         </w:tc>
@@ -10280,113 +10280,113 @@
                 <w:szCs w:val="22"/>
                 <w:color w:val="000000"/>
               </w:rPr>
-              <w:t xml:space="preserve">1.47</w:t>
-            </w:r>
-          </w:p>
-        </w:tc>
-        <w:tc>
-          <w:tcPr>
-            <w:tcBorders>
-              <w:bottom w:val="none" w:sz="0" w:space="0" w:color="000000"/>
-              <w:top w:val="none" w:sz="0" w:space="0" w:color="000000"/>
-              <w:left w:val="none" w:sz="0" w:space="0" w:color="000000"/>
-              <w:right w:val="none" w:sz="0" w:space="0" w:color="000000"/>
-            </w:tcBorders>
-            <w:shd w:val="clear" w:color="auto" w:fill="FFFFFF"/>
-            <w:tcMar>
-              <w:top w:w="0" w:type="dxa"/>
-              <w:bottom w:w="0" w:type="dxa"/>
-              <w:left w:w="0" w:type="dxa"/>
-              <w:right w:w="0" w:type="dxa"/>
-            </w:tcMar>
-            <w:vAlign w:val="top"/>
-          </w:tcPr>
-          <w:p>
-            <w:pPr>
-              <w:pStyle w:val="Normal"/>
-              <w:jc w:val="center"/>
-              <w:pBdr>
-                <w:bottom w:val="none" w:sz="0" w:space="0" w:color="000000"/>
-                <w:top w:val="none" w:sz="0" w:space="0" w:color="000000"/>
-                <w:left w:val="none" w:sz="0" w:space="0" w:color="000000"/>
-                <w:right w:val="none" w:sz="0" w:space="0" w:color="000000"/>
-              </w:pBdr>
-              <w:spacing w:after="100" w:before="100" w:line="240"/>
-              <w:ind w:left="100" w:right="100" w:firstLine="0" w:firstLineChars="0"/>
-              <w:rPr>
-                <w:rFonts w:ascii="Helvetica" w:hAnsi="Helvetica" w:eastAsia="Helvetica" w:cs="Helvetica"/>
-                <w:i w:val="false"/>
-                <w:b w:val="false"/>
-                <w:u w:val="none"/>
-                <w:sz w:val="22"/>
-                <w:szCs w:val="22"/>
-                <w:color w:val="000000"/>
-              </w:rPr>
-            </w:pPr>
-            <w:r>
-              <w:rPr>
-                <w:rFonts w:ascii="Helvetica" w:hAnsi="Helvetica" w:eastAsia="Helvetica" w:cs="Helvetica"/>
-                <w:i w:val="false"/>
-                <w:b w:val="false"/>
-                <w:u w:val="none"/>
-                <w:sz w:val="22"/>
-                <w:szCs w:val="22"/>
-                <w:color w:val="000000"/>
-              </w:rPr>
-              <w:t xml:space="preserve">1.08, 1.99</w:t>
-            </w:r>
-          </w:p>
-        </w:tc>
-        <w:tc>
-          <w:tcPr>
-            <w:tcBorders>
-              <w:bottom w:val="none" w:sz="0" w:space="0" w:color="000000"/>
-              <w:top w:val="none" w:sz="0" w:space="0" w:color="000000"/>
-              <w:left w:val="none" w:sz="0" w:space="0" w:color="000000"/>
-              <w:right w:val="none" w:sz="0" w:space="0" w:color="000000"/>
-            </w:tcBorders>
-            <w:shd w:val="clear" w:color="auto" w:fill="FFFFFF"/>
-            <w:tcMar>
-              <w:top w:w="0" w:type="dxa"/>
-              <w:bottom w:w="0" w:type="dxa"/>
-              <w:left w:w="0" w:type="dxa"/>
-              <w:right w:w="0" w:type="dxa"/>
-            </w:tcMar>
-            <w:vAlign w:val="top"/>
-          </w:tcPr>
-          <w:p>
-            <w:pPr>
-              <w:pStyle w:val="Normal"/>
-              <w:jc w:val="center"/>
-              <w:pBdr>
-                <w:bottom w:val="none" w:sz="0" w:space="0" w:color="000000"/>
-                <w:top w:val="none" w:sz="0" w:space="0" w:color="000000"/>
-                <w:left w:val="none" w:sz="0" w:space="0" w:color="000000"/>
-                <w:right w:val="none" w:sz="0" w:space="0" w:color="000000"/>
-              </w:pBdr>
-              <w:spacing w:after="100" w:before="100" w:line="240"/>
-              <w:ind w:left="100" w:right="100" w:firstLine="0" w:firstLineChars="0"/>
-              <w:rPr>
-                <w:rFonts w:ascii="Helvetica" w:hAnsi="Helvetica" w:eastAsia="Helvetica" w:cs="Helvetica"/>
-                <w:i w:val="false"/>
-                <w:b w:val="false"/>
-                <w:u w:val="none"/>
-                <w:sz w:val="22"/>
-                <w:szCs w:val="22"/>
-                <w:color w:val="000000"/>
-              </w:rPr>
-            </w:pPr>
-            <w:r>
-              <w:rPr>
-                <w:rFonts w:ascii="Helvetica" w:hAnsi="Helvetica" w:eastAsia="Helvetica" w:cs="Helvetica"/>
-                <w:i w:val="false"/>
-                <w:b w:val="false"/>
-                <w:u w:val="none"/>
-                <w:sz w:val="22"/>
-                <w:szCs w:val="22"/>
-                <w:color w:val="000000"/>
-              </w:rPr>
-              <w:t xml:space="preserve">0.014</w:t>
+              <w:t xml:space="preserve">1.44</w:t>
+            </w:r>
+          </w:p>
+        </w:tc>
+        <w:tc>
+          <w:tcPr>
+            <w:tcBorders>
+              <w:bottom w:val="none" w:sz="0" w:space="0" w:color="000000"/>
+              <w:top w:val="none" w:sz="0" w:space="0" w:color="000000"/>
+              <w:left w:val="none" w:sz="0" w:space="0" w:color="000000"/>
+              <w:right w:val="none" w:sz="0" w:space="0" w:color="000000"/>
+            </w:tcBorders>
+            <w:shd w:val="clear" w:color="auto" w:fill="FFFFFF"/>
+            <w:tcMar>
+              <w:top w:w="0" w:type="dxa"/>
+              <w:bottom w:w="0" w:type="dxa"/>
+              <w:left w:w="0" w:type="dxa"/>
+              <w:right w:w="0" w:type="dxa"/>
+            </w:tcMar>
+            <w:vAlign w:val="top"/>
+          </w:tcPr>
+          <w:p>
+            <w:pPr>
+              <w:pStyle w:val="Normal"/>
+              <w:jc w:val="center"/>
+              <w:pBdr>
+                <w:bottom w:val="none" w:sz="0" w:space="0" w:color="000000"/>
+                <w:top w:val="none" w:sz="0" w:space="0" w:color="000000"/>
+                <w:left w:val="none" w:sz="0" w:space="0" w:color="000000"/>
+                <w:right w:val="none" w:sz="0" w:space="0" w:color="000000"/>
+              </w:pBdr>
+              <w:spacing w:after="100" w:before="100" w:line="240"/>
+              <w:ind w:left="100" w:right="100" w:firstLine="0" w:firstLineChars="0"/>
+              <w:rPr>
+                <w:rFonts w:ascii="Helvetica" w:hAnsi="Helvetica" w:eastAsia="Helvetica" w:cs="Helvetica"/>
+                <w:i w:val="false"/>
+                <w:b w:val="false"/>
+                <w:u w:val="none"/>
+                <w:sz w:val="22"/>
+                <w:szCs w:val="22"/>
+                <w:color w:val="000000"/>
+              </w:rPr>
+            </w:pPr>
+            <w:r>
+              <w:rPr>
+                <w:rFonts w:ascii="Helvetica" w:hAnsi="Helvetica" w:eastAsia="Helvetica" w:cs="Helvetica"/>
+                <w:i w:val="false"/>
+                <w:b w:val="false"/>
+                <w:u w:val="none"/>
+                <w:sz w:val="22"/>
+                <w:szCs w:val="22"/>
+                <w:color w:val="000000"/>
+              </w:rPr>
+              <w:t xml:space="preserve">1.07, 1.96</w:t>
+            </w:r>
+          </w:p>
+        </w:tc>
+        <w:tc>
+          <w:tcPr>
+            <w:tcBorders>
+              <w:bottom w:val="none" w:sz="0" w:space="0" w:color="000000"/>
+              <w:top w:val="none" w:sz="0" w:space="0" w:color="000000"/>
+              <w:left w:val="none" w:sz="0" w:space="0" w:color="000000"/>
+              <w:right w:val="none" w:sz="0" w:space="0" w:color="000000"/>
+            </w:tcBorders>
+            <w:shd w:val="clear" w:color="auto" w:fill="FFFFFF"/>
+            <w:tcMar>
+              <w:top w:w="0" w:type="dxa"/>
+              <w:bottom w:w="0" w:type="dxa"/>
+              <w:left w:w="0" w:type="dxa"/>
+              <w:right w:w="0" w:type="dxa"/>
+            </w:tcMar>
+            <w:vAlign w:val="top"/>
+          </w:tcPr>
+          <w:p>
+            <w:pPr>
+              <w:pStyle w:val="Normal"/>
+              <w:jc w:val="center"/>
+              <w:pBdr>
+                <w:bottom w:val="none" w:sz="0" w:space="0" w:color="000000"/>
+                <w:top w:val="none" w:sz="0" w:space="0" w:color="000000"/>
+                <w:left w:val="none" w:sz="0" w:space="0" w:color="000000"/>
+                <w:right w:val="none" w:sz="0" w:space="0" w:color="000000"/>
+              </w:pBdr>
+              <w:spacing w:after="100" w:before="100" w:line="240"/>
+              <w:ind w:left="100" w:right="100" w:firstLine="0" w:firstLineChars="0"/>
+              <w:rPr>
+                <w:rFonts w:ascii="Helvetica" w:hAnsi="Helvetica" w:eastAsia="Helvetica" w:cs="Helvetica"/>
+                <w:i w:val="false"/>
+                <w:b w:val="false"/>
+                <w:u w:val="none"/>
+                <w:sz w:val="22"/>
+                <w:szCs w:val="22"/>
+                <w:color w:val="000000"/>
+              </w:rPr>
+            </w:pPr>
+            <w:r>
+              <w:rPr>
+                <w:rFonts w:ascii="Helvetica" w:hAnsi="Helvetica" w:eastAsia="Helvetica" w:cs="Helvetica"/>
+                <w:i w:val="false"/>
+                <w:b w:val="false"/>
+                <w:u w:val="none"/>
+                <w:sz w:val="22"/>
+                <w:szCs w:val="22"/>
+                <w:color w:val="000000"/>
+              </w:rPr>
+              <w:t xml:space="preserve">0.018</w:t>
             </w:r>
           </w:p>
         </w:tc>
@@ -11623,7 +11623,7 @@
                 <w:szCs w:val="22"/>
                 <w:color w:val="000000"/>
               </w:rPr>
-              <w:t xml:space="preserve">0.084</w:t>
+              <w:t xml:space="preserve">0.079</w:t>
             </w:r>
           </w:p>
         </w:tc>
@@ -11729,60 +11729,60 @@
                 <w:szCs w:val="22"/>
                 <w:color w:val="000000"/>
               </w:rPr>
-              <w:t xml:space="preserve">1.90</w:t>
-            </w:r>
-          </w:p>
-        </w:tc>
-        <w:tc>
-          <w:tcPr>
-            <w:tcBorders>
-              <w:bottom w:val="none" w:sz="0" w:space="0" w:color="000000"/>
-              <w:top w:val="none" w:sz="0" w:space="0" w:color="000000"/>
-              <w:left w:val="none" w:sz="0" w:space="0" w:color="000000"/>
-              <w:right w:val="none" w:sz="0" w:space="0" w:color="000000"/>
-            </w:tcBorders>
-            <w:shd w:val="clear" w:color="auto" w:fill="FFFFFF"/>
-            <w:tcMar>
-              <w:top w:w="0" w:type="dxa"/>
-              <w:bottom w:w="0" w:type="dxa"/>
-              <w:left w:w="0" w:type="dxa"/>
-              <w:right w:w="0" w:type="dxa"/>
-            </w:tcMar>
-            <w:vAlign w:val="top"/>
-          </w:tcPr>
-          <w:p>
-            <w:pPr>
-              <w:pStyle w:val="Normal"/>
-              <w:jc w:val="center"/>
-              <w:pBdr>
-                <w:bottom w:val="none" w:sz="0" w:space="0" w:color="000000"/>
-                <w:top w:val="none" w:sz="0" w:space="0" w:color="000000"/>
-                <w:left w:val="none" w:sz="0" w:space="0" w:color="000000"/>
-                <w:right w:val="none" w:sz="0" w:space="0" w:color="000000"/>
-              </w:pBdr>
-              <w:spacing w:after="100" w:before="100" w:line="240"/>
-              <w:ind w:left="100" w:right="100" w:firstLine="0" w:firstLineChars="0"/>
-              <w:rPr>
-                <w:rFonts w:ascii="Helvetica" w:hAnsi="Helvetica" w:eastAsia="Helvetica" w:cs="Helvetica"/>
-                <w:i w:val="false"/>
-                <w:b w:val="false"/>
-                <w:u w:val="none"/>
-                <w:sz w:val="22"/>
-                <w:szCs w:val="22"/>
-                <w:color w:val="000000"/>
-              </w:rPr>
-            </w:pPr>
-            <w:r>
-              <w:rPr>
-                <w:rFonts w:ascii="Helvetica" w:hAnsi="Helvetica" w:eastAsia="Helvetica" w:cs="Helvetica"/>
-                <w:i w:val="false"/>
-                <w:b w:val="false"/>
-                <w:u w:val="none"/>
-                <w:sz w:val="22"/>
-                <w:szCs w:val="22"/>
-                <w:color w:val="000000"/>
-              </w:rPr>
-              <w:t xml:space="preserve">1.25, 2.89</w:t>
+              <w:t xml:space="preserve">1.91</w:t>
+            </w:r>
+          </w:p>
+        </w:tc>
+        <w:tc>
+          <w:tcPr>
+            <w:tcBorders>
+              <w:bottom w:val="none" w:sz="0" w:space="0" w:color="000000"/>
+              <w:top w:val="none" w:sz="0" w:space="0" w:color="000000"/>
+              <w:left w:val="none" w:sz="0" w:space="0" w:color="000000"/>
+              <w:right w:val="none" w:sz="0" w:space="0" w:color="000000"/>
+            </w:tcBorders>
+            <w:shd w:val="clear" w:color="auto" w:fill="FFFFFF"/>
+            <w:tcMar>
+              <w:top w:w="0" w:type="dxa"/>
+              <w:bottom w:w="0" w:type="dxa"/>
+              <w:left w:w="0" w:type="dxa"/>
+              <w:right w:w="0" w:type="dxa"/>
+            </w:tcMar>
+            <w:vAlign w:val="top"/>
+          </w:tcPr>
+          <w:p>
+            <w:pPr>
+              <w:pStyle w:val="Normal"/>
+              <w:jc w:val="center"/>
+              <w:pBdr>
+                <w:bottom w:val="none" w:sz="0" w:space="0" w:color="000000"/>
+                <w:top w:val="none" w:sz="0" w:space="0" w:color="000000"/>
+                <w:left w:val="none" w:sz="0" w:space="0" w:color="000000"/>
+                <w:right w:val="none" w:sz="0" w:space="0" w:color="000000"/>
+              </w:pBdr>
+              <w:spacing w:after="100" w:before="100" w:line="240"/>
+              <w:ind w:left="100" w:right="100" w:firstLine="0" w:firstLineChars="0"/>
+              <w:rPr>
+                <w:rFonts w:ascii="Helvetica" w:hAnsi="Helvetica" w:eastAsia="Helvetica" w:cs="Helvetica"/>
+                <w:i w:val="false"/>
+                <w:b w:val="false"/>
+                <w:u w:val="none"/>
+                <w:sz w:val="22"/>
+                <w:szCs w:val="22"/>
+                <w:color w:val="000000"/>
+              </w:rPr>
+            </w:pPr>
+            <w:r>
+              <w:rPr>
+                <w:rFonts w:ascii="Helvetica" w:hAnsi="Helvetica" w:eastAsia="Helvetica" w:cs="Helvetica"/>
+                <w:i w:val="false"/>
+                <w:b w:val="false"/>
+                <w:u w:val="none"/>
+                <w:sz w:val="22"/>
+                <w:szCs w:val="22"/>
+                <w:color w:val="000000"/>
+              </w:rPr>
+              <w:t xml:space="preserve">1.26, 2.90</w:t>
             </w:r>
           </w:p>
         </w:tc>
@@ -13019,60 +13019,60 @@
                 <w:szCs w:val="22"/>
                 <w:color w:val="000000"/>
               </w:rPr>
-              <w:t xml:space="preserve">0.70, 1.14</w:t>
-            </w:r>
-          </w:p>
-        </w:tc>
-        <w:tc>
-          <w:tcPr>
-            <w:tcBorders>
-              <w:bottom w:val="none" w:sz="0" w:space="0" w:color="000000"/>
-              <w:top w:val="none" w:sz="0" w:space="0" w:color="000000"/>
-              <w:left w:val="none" w:sz="0" w:space="0" w:color="000000"/>
-              <w:right w:val="none" w:sz="0" w:space="0" w:color="000000"/>
-            </w:tcBorders>
-            <w:shd w:val="clear" w:color="auto" w:fill="FFFFFF"/>
-            <w:tcMar>
-              <w:top w:w="0" w:type="dxa"/>
-              <w:bottom w:w="0" w:type="dxa"/>
-              <w:left w:w="0" w:type="dxa"/>
-              <w:right w:w="0" w:type="dxa"/>
-            </w:tcMar>
-            <w:vAlign w:val="top"/>
-          </w:tcPr>
-          <w:p>
-            <w:pPr>
-              <w:pStyle w:val="Normal"/>
-              <w:jc w:val="center"/>
-              <w:pBdr>
-                <w:bottom w:val="none" w:sz="0" w:space="0" w:color="000000"/>
-                <w:top w:val="none" w:sz="0" w:space="0" w:color="000000"/>
-                <w:left w:val="none" w:sz="0" w:space="0" w:color="000000"/>
-                <w:right w:val="none" w:sz="0" w:space="0" w:color="000000"/>
-              </w:pBdr>
-              <w:spacing w:after="100" w:before="100" w:line="240"/>
-              <w:ind w:left="100" w:right="100" w:firstLine="0" w:firstLineChars="0"/>
-              <w:rPr>
-                <w:rFonts w:ascii="Helvetica" w:hAnsi="Helvetica" w:eastAsia="Helvetica" w:cs="Helvetica"/>
-                <w:i w:val="false"/>
-                <w:b w:val="false"/>
-                <w:u w:val="none"/>
-                <w:sz w:val="22"/>
-                <w:szCs w:val="22"/>
-                <w:color w:val="000000"/>
-              </w:rPr>
-            </w:pPr>
-            <w:r>
-              <w:rPr>
-                <w:rFonts w:ascii="Helvetica" w:hAnsi="Helvetica" w:eastAsia="Helvetica" w:cs="Helvetica"/>
-                <w:i w:val="false"/>
-                <w:b w:val="false"/>
-                <w:u w:val="none"/>
-                <w:sz w:val="22"/>
-                <w:szCs w:val="22"/>
-                <w:color w:val="000000"/>
-              </w:rPr>
-              <w:t xml:space="preserve">0.360</w:t>
+              <w:t xml:space="preserve">0.70, 1.13</w:t>
+            </w:r>
+          </w:p>
+        </w:tc>
+        <w:tc>
+          <w:tcPr>
+            <w:tcBorders>
+              <w:bottom w:val="none" w:sz="0" w:space="0" w:color="000000"/>
+              <w:top w:val="none" w:sz="0" w:space="0" w:color="000000"/>
+              <w:left w:val="none" w:sz="0" w:space="0" w:color="000000"/>
+              <w:right w:val="none" w:sz="0" w:space="0" w:color="000000"/>
+            </w:tcBorders>
+            <w:shd w:val="clear" w:color="auto" w:fill="FFFFFF"/>
+            <w:tcMar>
+              <w:top w:w="0" w:type="dxa"/>
+              <w:bottom w:w="0" w:type="dxa"/>
+              <w:left w:w="0" w:type="dxa"/>
+              <w:right w:w="0" w:type="dxa"/>
+            </w:tcMar>
+            <w:vAlign w:val="top"/>
+          </w:tcPr>
+          <w:p>
+            <w:pPr>
+              <w:pStyle w:val="Normal"/>
+              <w:jc w:val="center"/>
+              <w:pBdr>
+                <w:bottom w:val="none" w:sz="0" w:space="0" w:color="000000"/>
+                <w:top w:val="none" w:sz="0" w:space="0" w:color="000000"/>
+                <w:left w:val="none" w:sz="0" w:space="0" w:color="000000"/>
+                <w:right w:val="none" w:sz="0" w:space="0" w:color="000000"/>
+              </w:pBdr>
+              <w:spacing w:after="100" w:before="100" w:line="240"/>
+              <w:ind w:left="100" w:right="100" w:firstLine="0" w:firstLineChars="0"/>
+              <w:rPr>
+                <w:rFonts w:ascii="Helvetica" w:hAnsi="Helvetica" w:eastAsia="Helvetica" w:cs="Helvetica"/>
+                <w:i w:val="false"/>
+                <w:b w:val="false"/>
+                <w:u w:val="none"/>
+                <w:sz w:val="22"/>
+                <w:szCs w:val="22"/>
+                <w:color w:val="000000"/>
+              </w:rPr>
+            </w:pPr>
+            <w:r>
+              <w:rPr>
+                <w:rFonts w:ascii="Helvetica" w:hAnsi="Helvetica" w:eastAsia="Helvetica" w:cs="Helvetica"/>
+                <w:i w:val="false"/>
+                <w:b w:val="false"/>
+                <w:u w:val="none"/>
+                <w:sz w:val="22"/>
+                <w:szCs w:val="22"/>
+                <w:color w:val="000000"/>
+              </w:rPr>
+              <w:t xml:space="preserve">0.350</w:t>
             </w:r>
           </w:p>
         </w:tc>
@@ -13932,113 +13932,113 @@
                 <w:szCs w:val="22"/>
                 <w:color w:val="000000"/>
               </w:rPr>
-              <w:t xml:space="preserve">0.88</w:t>
-            </w:r>
-          </w:p>
-        </w:tc>
-        <w:tc>
-          <w:tcPr>
-            <w:tcBorders>
-              <w:bottom w:val="none" w:sz="0" w:space="0" w:color="000000"/>
-              <w:top w:val="none" w:sz="0" w:space="0" w:color="000000"/>
-              <w:left w:val="none" w:sz="0" w:space="0" w:color="000000"/>
-              <w:right w:val="none" w:sz="0" w:space="0" w:color="000000"/>
-            </w:tcBorders>
-            <w:shd w:val="clear" w:color="auto" w:fill="FFFFFF"/>
-            <w:tcMar>
-              <w:top w:w="0" w:type="dxa"/>
-              <w:bottom w:w="0" w:type="dxa"/>
-              <w:left w:w="0" w:type="dxa"/>
-              <w:right w:w="0" w:type="dxa"/>
-            </w:tcMar>
-            <w:vAlign w:val="top"/>
-          </w:tcPr>
-          <w:p>
-            <w:pPr>
-              <w:pStyle w:val="Normal"/>
-              <w:jc w:val="center"/>
-              <w:pBdr>
-                <w:bottom w:val="none" w:sz="0" w:space="0" w:color="000000"/>
-                <w:top w:val="none" w:sz="0" w:space="0" w:color="000000"/>
-                <w:left w:val="none" w:sz="0" w:space="0" w:color="000000"/>
-                <w:right w:val="none" w:sz="0" w:space="0" w:color="000000"/>
-              </w:pBdr>
-              <w:spacing w:after="100" w:before="100" w:line="240"/>
-              <w:ind w:left="100" w:right="100" w:firstLine="0" w:firstLineChars="0"/>
-              <w:rPr>
-                <w:rFonts w:ascii="Helvetica" w:hAnsi="Helvetica" w:eastAsia="Helvetica" w:cs="Helvetica"/>
-                <w:i w:val="false"/>
-                <w:b w:val="false"/>
-                <w:u w:val="none"/>
-                <w:sz w:val="22"/>
-                <w:szCs w:val="22"/>
-                <w:color w:val="000000"/>
-              </w:rPr>
-            </w:pPr>
-            <w:r>
-              <w:rPr>
-                <w:rFonts w:ascii="Helvetica" w:hAnsi="Helvetica" w:eastAsia="Helvetica" w:cs="Helvetica"/>
-                <w:i w:val="false"/>
-                <w:b w:val="false"/>
-                <w:u w:val="none"/>
-                <w:sz w:val="22"/>
-                <w:szCs w:val="22"/>
-                <w:color w:val="000000"/>
-              </w:rPr>
-              <w:t xml:space="preserve">0.63, 1.22</w:t>
-            </w:r>
-          </w:p>
-        </w:tc>
-        <w:tc>
-          <w:tcPr>
-            <w:tcBorders>
-              <w:bottom w:val="none" w:sz="0" w:space="0" w:color="000000"/>
-              <w:top w:val="none" w:sz="0" w:space="0" w:color="000000"/>
-              <w:left w:val="none" w:sz="0" w:space="0" w:color="000000"/>
-              <w:right w:val="none" w:sz="0" w:space="0" w:color="000000"/>
-            </w:tcBorders>
-            <w:shd w:val="clear" w:color="auto" w:fill="FFFFFF"/>
-            <w:tcMar>
-              <w:top w:w="0" w:type="dxa"/>
-              <w:bottom w:w="0" w:type="dxa"/>
-              <w:left w:w="0" w:type="dxa"/>
-              <w:right w:w="0" w:type="dxa"/>
-            </w:tcMar>
-            <w:vAlign w:val="top"/>
-          </w:tcPr>
-          <w:p>
-            <w:pPr>
-              <w:pStyle w:val="Normal"/>
-              <w:jc w:val="center"/>
-              <w:pBdr>
-                <w:bottom w:val="none" w:sz="0" w:space="0" w:color="000000"/>
-                <w:top w:val="none" w:sz="0" w:space="0" w:color="000000"/>
-                <w:left w:val="none" w:sz="0" w:space="0" w:color="000000"/>
-                <w:right w:val="none" w:sz="0" w:space="0" w:color="000000"/>
-              </w:pBdr>
-              <w:spacing w:after="100" w:before="100" w:line="240"/>
-              <w:ind w:left="100" w:right="100" w:firstLine="0" w:firstLineChars="0"/>
-              <w:rPr>
-                <w:rFonts w:ascii="Helvetica" w:hAnsi="Helvetica" w:eastAsia="Helvetica" w:cs="Helvetica"/>
-                <w:i w:val="false"/>
-                <w:b w:val="false"/>
-                <w:u w:val="none"/>
-                <w:sz w:val="22"/>
-                <w:szCs w:val="22"/>
-                <w:color w:val="000000"/>
-              </w:rPr>
-            </w:pPr>
-            <w:r>
-              <w:rPr>
-                <w:rFonts w:ascii="Helvetica" w:hAnsi="Helvetica" w:eastAsia="Helvetica" w:cs="Helvetica"/>
-                <w:i w:val="false"/>
-                <w:b w:val="false"/>
-                <w:u w:val="none"/>
-                <w:sz w:val="22"/>
-                <w:szCs w:val="22"/>
-                <w:color w:val="000000"/>
-              </w:rPr>
-              <w:t xml:space="preserve">0.450</w:t>
+              <w:t xml:space="preserve">0.87</w:t>
+            </w:r>
+          </w:p>
+        </w:tc>
+        <w:tc>
+          <w:tcPr>
+            <w:tcBorders>
+              <w:bottom w:val="none" w:sz="0" w:space="0" w:color="000000"/>
+              <w:top w:val="none" w:sz="0" w:space="0" w:color="000000"/>
+              <w:left w:val="none" w:sz="0" w:space="0" w:color="000000"/>
+              <w:right w:val="none" w:sz="0" w:space="0" w:color="000000"/>
+            </w:tcBorders>
+            <w:shd w:val="clear" w:color="auto" w:fill="FFFFFF"/>
+            <w:tcMar>
+              <w:top w:w="0" w:type="dxa"/>
+              <w:bottom w:w="0" w:type="dxa"/>
+              <w:left w:w="0" w:type="dxa"/>
+              <w:right w:w="0" w:type="dxa"/>
+            </w:tcMar>
+            <w:vAlign w:val="top"/>
+          </w:tcPr>
+          <w:p>
+            <w:pPr>
+              <w:pStyle w:val="Normal"/>
+              <w:jc w:val="center"/>
+              <w:pBdr>
+                <w:bottom w:val="none" w:sz="0" w:space="0" w:color="000000"/>
+                <w:top w:val="none" w:sz="0" w:space="0" w:color="000000"/>
+                <w:left w:val="none" w:sz="0" w:space="0" w:color="000000"/>
+                <w:right w:val="none" w:sz="0" w:space="0" w:color="000000"/>
+              </w:pBdr>
+              <w:spacing w:after="100" w:before="100" w:line="240"/>
+              <w:ind w:left="100" w:right="100" w:firstLine="0" w:firstLineChars="0"/>
+              <w:rPr>
+                <w:rFonts w:ascii="Helvetica" w:hAnsi="Helvetica" w:eastAsia="Helvetica" w:cs="Helvetica"/>
+                <w:i w:val="false"/>
+                <w:b w:val="false"/>
+                <w:u w:val="none"/>
+                <w:sz w:val="22"/>
+                <w:szCs w:val="22"/>
+                <w:color w:val="000000"/>
+              </w:rPr>
+            </w:pPr>
+            <w:r>
+              <w:rPr>
+                <w:rFonts w:ascii="Helvetica" w:hAnsi="Helvetica" w:eastAsia="Helvetica" w:cs="Helvetica"/>
+                <w:i w:val="false"/>
+                <w:b w:val="false"/>
+                <w:u w:val="none"/>
+                <w:sz w:val="22"/>
+                <w:szCs w:val="22"/>
+                <w:color w:val="000000"/>
+              </w:rPr>
+              <w:t xml:space="preserve">0.63, 1.21</w:t>
+            </w:r>
+          </w:p>
+        </w:tc>
+        <w:tc>
+          <w:tcPr>
+            <w:tcBorders>
+              <w:bottom w:val="none" w:sz="0" w:space="0" w:color="000000"/>
+              <w:top w:val="none" w:sz="0" w:space="0" w:color="000000"/>
+              <w:left w:val="none" w:sz="0" w:space="0" w:color="000000"/>
+              <w:right w:val="none" w:sz="0" w:space="0" w:color="000000"/>
+            </w:tcBorders>
+            <w:shd w:val="clear" w:color="auto" w:fill="FFFFFF"/>
+            <w:tcMar>
+              <w:top w:w="0" w:type="dxa"/>
+              <w:bottom w:w="0" w:type="dxa"/>
+              <w:left w:w="0" w:type="dxa"/>
+              <w:right w:w="0" w:type="dxa"/>
+            </w:tcMar>
+            <w:vAlign w:val="top"/>
+          </w:tcPr>
+          <w:p>
+            <w:pPr>
+              <w:pStyle w:val="Normal"/>
+              <w:jc w:val="center"/>
+              <w:pBdr>
+                <w:bottom w:val="none" w:sz="0" w:space="0" w:color="000000"/>
+                <w:top w:val="none" w:sz="0" w:space="0" w:color="000000"/>
+                <w:left w:val="none" w:sz="0" w:space="0" w:color="000000"/>
+                <w:right w:val="none" w:sz="0" w:space="0" w:color="000000"/>
+              </w:pBdr>
+              <w:spacing w:after="100" w:before="100" w:line="240"/>
+              <w:ind w:left="100" w:right="100" w:firstLine="0" w:firstLineChars="0"/>
+              <w:rPr>
+                <w:rFonts w:ascii="Helvetica" w:hAnsi="Helvetica" w:eastAsia="Helvetica" w:cs="Helvetica"/>
+                <w:i w:val="false"/>
+                <w:b w:val="false"/>
+                <w:u w:val="none"/>
+                <w:sz w:val="22"/>
+                <w:szCs w:val="22"/>
+                <w:color w:val="000000"/>
+              </w:rPr>
+            </w:pPr>
+            <w:r>
+              <w:rPr>
+                <w:rFonts w:ascii="Helvetica" w:hAnsi="Helvetica" w:eastAsia="Helvetica" w:cs="Helvetica"/>
+                <w:i w:val="false"/>
+                <w:b w:val="false"/>
+                <w:u w:val="none"/>
+                <w:sz w:val="22"/>
+                <w:szCs w:val="22"/>
+                <w:color w:val="000000"/>
+              </w:rPr>
+              <w:t xml:space="preserve">0.420</w:t>
             </w:r>
           </w:p>
         </w:tc>
@@ -14144,113 +14144,113 @@
                 <w:szCs w:val="22"/>
                 <w:color w:val="000000"/>
               </w:rPr>
-              <w:t xml:space="preserve">0.81</w:t>
-            </w:r>
-          </w:p>
-        </w:tc>
-        <w:tc>
-          <w:tcPr>
-            <w:tcBorders>
-              <w:bottom w:val="none" w:sz="0" w:space="0" w:color="000000"/>
-              <w:top w:val="none" w:sz="0" w:space="0" w:color="000000"/>
-              <w:left w:val="none" w:sz="0" w:space="0" w:color="000000"/>
-              <w:right w:val="none" w:sz="0" w:space="0" w:color="000000"/>
-            </w:tcBorders>
-            <w:shd w:val="clear" w:color="auto" w:fill="FFFFFF"/>
-            <w:tcMar>
-              <w:top w:w="0" w:type="dxa"/>
-              <w:bottom w:w="0" w:type="dxa"/>
-              <w:left w:w="0" w:type="dxa"/>
-              <w:right w:w="0" w:type="dxa"/>
-            </w:tcMar>
-            <w:vAlign w:val="top"/>
-          </w:tcPr>
-          <w:p>
-            <w:pPr>
-              <w:pStyle w:val="Normal"/>
-              <w:jc w:val="center"/>
-              <w:pBdr>
-                <w:bottom w:val="none" w:sz="0" w:space="0" w:color="000000"/>
-                <w:top w:val="none" w:sz="0" w:space="0" w:color="000000"/>
-                <w:left w:val="none" w:sz="0" w:space="0" w:color="000000"/>
-                <w:right w:val="none" w:sz="0" w:space="0" w:color="000000"/>
-              </w:pBdr>
-              <w:spacing w:after="100" w:before="100" w:line="240"/>
-              <w:ind w:left="100" w:right="100" w:firstLine="0" w:firstLineChars="0"/>
-              <w:rPr>
-                <w:rFonts w:ascii="Helvetica" w:hAnsi="Helvetica" w:eastAsia="Helvetica" w:cs="Helvetica"/>
-                <w:i w:val="false"/>
-                <w:b w:val="false"/>
-                <w:u w:val="none"/>
-                <w:sz w:val="22"/>
-                <w:szCs w:val="22"/>
-                <w:color w:val="000000"/>
-              </w:rPr>
-            </w:pPr>
-            <w:r>
-              <w:rPr>
-                <w:rFonts w:ascii="Helvetica" w:hAnsi="Helvetica" w:eastAsia="Helvetica" w:cs="Helvetica"/>
-                <w:i w:val="false"/>
-                <w:b w:val="false"/>
-                <w:u w:val="none"/>
-                <w:sz w:val="22"/>
-                <w:szCs w:val="22"/>
-                <w:color w:val="000000"/>
-              </w:rPr>
-              <w:t xml:space="preserve">0.46, 1.43</w:t>
-            </w:r>
-          </w:p>
-        </w:tc>
-        <w:tc>
-          <w:tcPr>
-            <w:tcBorders>
-              <w:bottom w:val="none" w:sz="0" w:space="0" w:color="000000"/>
-              <w:top w:val="none" w:sz="0" w:space="0" w:color="000000"/>
-              <w:left w:val="none" w:sz="0" w:space="0" w:color="000000"/>
-              <w:right w:val="none" w:sz="0" w:space="0" w:color="000000"/>
-            </w:tcBorders>
-            <w:shd w:val="clear" w:color="auto" w:fill="FFFFFF"/>
-            <w:tcMar>
-              <w:top w:w="0" w:type="dxa"/>
-              <w:bottom w:w="0" w:type="dxa"/>
-              <w:left w:w="0" w:type="dxa"/>
-              <w:right w:w="0" w:type="dxa"/>
-            </w:tcMar>
-            <w:vAlign w:val="top"/>
-          </w:tcPr>
-          <w:p>
-            <w:pPr>
-              <w:pStyle w:val="Normal"/>
-              <w:jc w:val="center"/>
-              <w:pBdr>
-                <w:bottom w:val="none" w:sz="0" w:space="0" w:color="000000"/>
-                <w:top w:val="none" w:sz="0" w:space="0" w:color="000000"/>
-                <w:left w:val="none" w:sz="0" w:space="0" w:color="000000"/>
-                <w:right w:val="none" w:sz="0" w:space="0" w:color="000000"/>
-              </w:pBdr>
-              <w:spacing w:after="100" w:before="100" w:line="240"/>
-              <w:ind w:left="100" w:right="100" w:firstLine="0" w:firstLineChars="0"/>
-              <w:rPr>
-                <w:rFonts w:ascii="Helvetica" w:hAnsi="Helvetica" w:eastAsia="Helvetica" w:cs="Helvetica"/>
-                <w:i w:val="false"/>
-                <w:b w:val="false"/>
-                <w:u w:val="none"/>
-                <w:sz w:val="22"/>
-                <w:szCs w:val="22"/>
-                <w:color w:val="000000"/>
-              </w:rPr>
-            </w:pPr>
-            <w:r>
-              <w:rPr>
-                <w:rFonts w:ascii="Helvetica" w:hAnsi="Helvetica" w:eastAsia="Helvetica" w:cs="Helvetica"/>
-                <w:i w:val="false"/>
-                <w:b w:val="false"/>
-                <w:u w:val="none"/>
-                <w:sz w:val="22"/>
-                <w:szCs w:val="22"/>
-                <w:color w:val="000000"/>
-              </w:rPr>
-              <w:t xml:space="preserve">0.470</w:t>
+              <w:t xml:space="preserve">0.80</w:t>
+            </w:r>
+          </w:p>
+        </w:tc>
+        <w:tc>
+          <w:tcPr>
+            <w:tcBorders>
+              <w:bottom w:val="none" w:sz="0" w:space="0" w:color="000000"/>
+              <w:top w:val="none" w:sz="0" w:space="0" w:color="000000"/>
+              <w:left w:val="none" w:sz="0" w:space="0" w:color="000000"/>
+              <w:right w:val="none" w:sz="0" w:space="0" w:color="000000"/>
+            </w:tcBorders>
+            <w:shd w:val="clear" w:color="auto" w:fill="FFFFFF"/>
+            <w:tcMar>
+              <w:top w:w="0" w:type="dxa"/>
+              <w:bottom w:w="0" w:type="dxa"/>
+              <w:left w:w="0" w:type="dxa"/>
+              <w:right w:w="0" w:type="dxa"/>
+            </w:tcMar>
+            <w:vAlign w:val="top"/>
+          </w:tcPr>
+          <w:p>
+            <w:pPr>
+              <w:pStyle w:val="Normal"/>
+              <w:jc w:val="center"/>
+              <w:pBdr>
+                <w:bottom w:val="none" w:sz="0" w:space="0" w:color="000000"/>
+                <w:top w:val="none" w:sz="0" w:space="0" w:color="000000"/>
+                <w:left w:val="none" w:sz="0" w:space="0" w:color="000000"/>
+                <w:right w:val="none" w:sz="0" w:space="0" w:color="000000"/>
+              </w:pBdr>
+              <w:spacing w:after="100" w:before="100" w:line="240"/>
+              <w:ind w:left="100" w:right="100" w:firstLine="0" w:firstLineChars="0"/>
+              <w:rPr>
+                <w:rFonts w:ascii="Helvetica" w:hAnsi="Helvetica" w:eastAsia="Helvetica" w:cs="Helvetica"/>
+                <w:i w:val="false"/>
+                <w:b w:val="false"/>
+                <w:u w:val="none"/>
+                <w:sz w:val="22"/>
+                <w:szCs w:val="22"/>
+                <w:color w:val="000000"/>
+              </w:rPr>
+            </w:pPr>
+            <w:r>
+              <w:rPr>
+                <w:rFonts w:ascii="Helvetica" w:hAnsi="Helvetica" w:eastAsia="Helvetica" w:cs="Helvetica"/>
+                <w:i w:val="false"/>
+                <w:b w:val="false"/>
+                <w:u w:val="none"/>
+                <w:sz w:val="22"/>
+                <w:szCs w:val="22"/>
+                <w:color w:val="000000"/>
+              </w:rPr>
+              <w:t xml:space="preserve">0.45, 1.41</w:t>
+            </w:r>
+          </w:p>
+        </w:tc>
+        <w:tc>
+          <w:tcPr>
+            <w:tcBorders>
+              <w:bottom w:val="none" w:sz="0" w:space="0" w:color="000000"/>
+              <w:top w:val="none" w:sz="0" w:space="0" w:color="000000"/>
+              <w:left w:val="none" w:sz="0" w:space="0" w:color="000000"/>
+              <w:right w:val="none" w:sz="0" w:space="0" w:color="000000"/>
+            </w:tcBorders>
+            <w:shd w:val="clear" w:color="auto" w:fill="FFFFFF"/>
+            <w:tcMar>
+              <w:top w:w="0" w:type="dxa"/>
+              <w:bottom w:w="0" w:type="dxa"/>
+              <w:left w:w="0" w:type="dxa"/>
+              <w:right w:w="0" w:type="dxa"/>
+            </w:tcMar>
+            <w:vAlign w:val="top"/>
+          </w:tcPr>
+          <w:p>
+            <w:pPr>
+              <w:pStyle w:val="Normal"/>
+              <w:jc w:val="center"/>
+              <w:pBdr>
+                <w:bottom w:val="none" w:sz="0" w:space="0" w:color="000000"/>
+                <w:top w:val="none" w:sz="0" w:space="0" w:color="000000"/>
+                <w:left w:val="none" w:sz="0" w:space="0" w:color="000000"/>
+                <w:right w:val="none" w:sz="0" w:space="0" w:color="000000"/>
+              </w:pBdr>
+              <w:spacing w:after="100" w:before="100" w:line="240"/>
+              <w:ind w:left="100" w:right="100" w:firstLine="0" w:firstLineChars="0"/>
+              <w:rPr>
+                <w:rFonts w:ascii="Helvetica" w:hAnsi="Helvetica" w:eastAsia="Helvetica" w:cs="Helvetica"/>
+                <w:i w:val="false"/>
+                <w:b w:val="false"/>
+                <w:u w:val="none"/>
+                <w:sz w:val="22"/>
+                <w:szCs w:val="22"/>
+                <w:color w:val="000000"/>
+              </w:rPr>
+            </w:pPr>
+            <w:r>
+              <w:rPr>
+                <w:rFonts w:ascii="Helvetica" w:hAnsi="Helvetica" w:eastAsia="Helvetica" w:cs="Helvetica"/>
+                <w:i w:val="false"/>
+                <w:b w:val="false"/>
+                <w:u w:val="none"/>
+                <w:sz w:val="22"/>
+                <w:szCs w:val="22"/>
+                <w:color w:val="000000"/>
+              </w:rPr>
+              <w:t xml:space="preserve">0.440</w:t>
             </w:r>
           </w:p>
         </w:tc>
@@ -14521,7 +14521,7 @@
                 <w:szCs w:val="22"/>
                 <w:color w:val="000000"/>
               </w:rPr>
-              <w:t xml:space="preserve">0.039</w:t>
+              <w:t xml:space="preserve">0.038</w:t>
             </w:r>
           </w:p>
         </w:tc>
@@ -14627,113 +14627,113 @@
                 <w:szCs w:val="22"/>
                 <w:color w:val="000000"/>
               </w:rPr>
-              <w:t xml:space="preserve">0.87</w:t>
-            </w:r>
-          </w:p>
-        </w:tc>
-        <w:tc>
-          <w:tcPr>
-            <w:tcBorders>
-              <w:bottom w:val="none" w:sz="0" w:space="0" w:color="000000"/>
-              <w:top w:val="none" w:sz="0" w:space="0" w:color="000000"/>
-              <w:left w:val="none" w:sz="0" w:space="0" w:color="000000"/>
-              <w:right w:val="none" w:sz="0" w:space="0" w:color="000000"/>
-            </w:tcBorders>
-            <w:shd w:val="clear" w:color="auto" w:fill="FFFFFF"/>
-            <w:tcMar>
-              <w:top w:w="0" w:type="dxa"/>
-              <w:bottom w:w="0" w:type="dxa"/>
-              <w:left w:w="0" w:type="dxa"/>
-              <w:right w:w="0" w:type="dxa"/>
-            </w:tcMar>
-            <w:vAlign w:val="top"/>
-          </w:tcPr>
-          <w:p>
-            <w:pPr>
-              <w:pStyle w:val="Normal"/>
-              <w:jc w:val="center"/>
-              <w:pBdr>
-                <w:bottom w:val="none" w:sz="0" w:space="0" w:color="000000"/>
-                <w:top w:val="none" w:sz="0" w:space="0" w:color="000000"/>
-                <w:left w:val="none" w:sz="0" w:space="0" w:color="000000"/>
-                <w:right w:val="none" w:sz="0" w:space="0" w:color="000000"/>
-              </w:pBdr>
-              <w:spacing w:after="100" w:before="100" w:line="240"/>
-              <w:ind w:left="100" w:right="100" w:firstLine="0" w:firstLineChars="0"/>
-              <w:rPr>
-                <w:rFonts w:ascii="Helvetica" w:hAnsi="Helvetica" w:eastAsia="Helvetica" w:cs="Helvetica"/>
-                <w:i w:val="false"/>
-                <w:b w:val="false"/>
-                <w:u w:val="none"/>
-                <w:sz w:val="22"/>
-                <w:szCs w:val="22"/>
-                <w:color w:val="000000"/>
-              </w:rPr>
-            </w:pPr>
-            <w:r>
-              <w:rPr>
-                <w:rFonts w:ascii="Helvetica" w:hAnsi="Helvetica" w:eastAsia="Helvetica" w:cs="Helvetica"/>
-                <w:i w:val="false"/>
-                <w:b w:val="false"/>
-                <w:u w:val="none"/>
-                <w:sz w:val="22"/>
-                <w:szCs w:val="22"/>
-                <w:color w:val="000000"/>
-              </w:rPr>
-              <w:t xml:space="preserve">0.49, 1.56</w:t>
-            </w:r>
-          </w:p>
-        </w:tc>
-        <w:tc>
-          <w:tcPr>
-            <w:tcBorders>
-              <w:bottom w:val="none" w:sz="0" w:space="0" w:color="000000"/>
-              <w:top w:val="none" w:sz="0" w:space="0" w:color="000000"/>
-              <w:left w:val="none" w:sz="0" w:space="0" w:color="000000"/>
-              <w:right w:val="none" w:sz="0" w:space="0" w:color="000000"/>
-            </w:tcBorders>
-            <w:shd w:val="clear" w:color="auto" w:fill="FFFFFF"/>
-            <w:tcMar>
-              <w:top w:w="0" w:type="dxa"/>
-              <w:bottom w:w="0" w:type="dxa"/>
-              <w:left w:w="0" w:type="dxa"/>
-              <w:right w:w="0" w:type="dxa"/>
-            </w:tcMar>
-            <w:vAlign w:val="top"/>
-          </w:tcPr>
-          <w:p>
-            <w:pPr>
-              <w:pStyle w:val="Normal"/>
-              <w:jc w:val="center"/>
-              <w:pBdr>
-                <w:bottom w:val="none" w:sz="0" w:space="0" w:color="000000"/>
-                <w:top w:val="none" w:sz="0" w:space="0" w:color="000000"/>
-                <w:left w:val="none" w:sz="0" w:space="0" w:color="000000"/>
-                <w:right w:val="none" w:sz="0" w:space="0" w:color="000000"/>
-              </w:pBdr>
-              <w:spacing w:after="100" w:before="100" w:line="240"/>
-              <w:ind w:left="100" w:right="100" w:firstLine="0" w:firstLineChars="0"/>
-              <w:rPr>
-                <w:rFonts w:ascii="Helvetica" w:hAnsi="Helvetica" w:eastAsia="Helvetica" w:cs="Helvetica"/>
-                <w:i w:val="false"/>
-                <w:b w:val="false"/>
-                <w:u w:val="none"/>
-                <w:sz w:val="22"/>
-                <w:szCs w:val="22"/>
-                <w:color w:val="000000"/>
-              </w:rPr>
-            </w:pPr>
-            <w:r>
-              <w:rPr>
-                <w:rFonts w:ascii="Helvetica" w:hAnsi="Helvetica" w:eastAsia="Helvetica" w:cs="Helvetica"/>
-                <w:i w:val="false"/>
-                <w:b w:val="false"/>
-                <w:u w:val="none"/>
-                <w:sz w:val="22"/>
-                <w:szCs w:val="22"/>
-                <w:color w:val="000000"/>
-              </w:rPr>
-              <w:t xml:space="preserve">0.650</w:t>
+              <w:t xml:space="preserve">0.88</w:t>
+            </w:r>
+          </w:p>
+        </w:tc>
+        <w:tc>
+          <w:tcPr>
+            <w:tcBorders>
+              <w:bottom w:val="none" w:sz="0" w:space="0" w:color="000000"/>
+              <w:top w:val="none" w:sz="0" w:space="0" w:color="000000"/>
+              <w:left w:val="none" w:sz="0" w:space="0" w:color="000000"/>
+              <w:right w:val="none" w:sz="0" w:space="0" w:color="000000"/>
+            </w:tcBorders>
+            <w:shd w:val="clear" w:color="auto" w:fill="FFFFFF"/>
+            <w:tcMar>
+              <w:top w:w="0" w:type="dxa"/>
+              <w:bottom w:w="0" w:type="dxa"/>
+              <w:left w:w="0" w:type="dxa"/>
+              <w:right w:w="0" w:type="dxa"/>
+            </w:tcMar>
+            <w:vAlign w:val="top"/>
+          </w:tcPr>
+          <w:p>
+            <w:pPr>
+              <w:pStyle w:val="Normal"/>
+              <w:jc w:val="center"/>
+              <w:pBdr>
+                <w:bottom w:val="none" w:sz="0" w:space="0" w:color="000000"/>
+                <w:top w:val="none" w:sz="0" w:space="0" w:color="000000"/>
+                <w:left w:val="none" w:sz="0" w:space="0" w:color="000000"/>
+                <w:right w:val="none" w:sz="0" w:space="0" w:color="000000"/>
+              </w:pBdr>
+              <w:spacing w:after="100" w:before="100" w:line="240"/>
+              <w:ind w:left="100" w:right="100" w:firstLine="0" w:firstLineChars="0"/>
+              <w:rPr>
+                <w:rFonts w:ascii="Helvetica" w:hAnsi="Helvetica" w:eastAsia="Helvetica" w:cs="Helvetica"/>
+                <w:i w:val="false"/>
+                <w:b w:val="false"/>
+                <w:u w:val="none"/>
+                <w:sz w:val="22"/>
+                <w:szCs w:val="22"/>
+                <w:color w:val="000000"/>
+              </w:rPr>
+            </w:pPr>
+            <w:r>
+              <w:rPr>
+                <w:rFonts w:ascii="Helvetica" w:hAnsi="Helvetica" w:eastAsia="Helvetica" w:cs="Helvetica"/>
+                <w:i w:val="false"/>
+                <w:b w:val="false"/>
+                <w:u w:val="none"/>
+                <w:sz w:val="22"/>
+                <w:szCs w:val="22"/>
+                <w:color w:val="000000"/>
+              </w:rPr>
+              <w:t xml:space="preserve">0.50, 1.57</w:t>
+            </w:r>
+          </w:p>
+        </w:tc>
+        <w:tc>
+          <w:tcPr>
+            <w:tcBorders>
+              <w:bottom w:val="none" w:sz="0" w:space="0" w:color="000000"/>
+              <w:top w:val="none" w:sz="0" w:space="0" w:color="000000"/>
+              <w:left w:val="none" w:sz="0" w:space="0" w:color="000000"/>
+              <w:right w:val="none" w:sz="0" w:space="0" w:color="000000"/>
+            </w:tcBorders>
+            <w:shd w:val="clear" w:color="auto" w:fill="FFFFFF"/>
+            <w:tcMar>
+              <w:top w:w="0" w:type="dxa"/>
+              <w:bottom w:w="0" w:type="dxa"/>
+              <w:left w:w="0" w:type="dxa"/>
+              <w:right w:w="0" w:type="dxa"/>
+            </w:tcMar>
+            <w:vAlign w:val="top"/>
+          </w:tcPr>
+          <w:p>
+            <w:pPr>
+              <w:pStyle w:val="Normal"/>
+              <w:jc w:val="center"/>
+              <w:pBdr>
+                <w:bottom w:val="none" w:sz="0" w:space="0" w:color="000000"/>
+                <w:top w:val="none" w:sz="0" w:space="0" w:color="000000"/>
+                <w:left w:val="none" w:sz="0" w:space="0" w:color="000000"/>
+                <w:right w:val="none" w:sz="0" w:space="0" w:color="000000"/>
+              </w:pBdr>
+              <w:spacing w:after="100" w:before="100" w:line="240"/>
+              <w:ind w:left="100" w:right="100" w:firstLine="0" w:firstLineChars="0"/>
+              <w:rPr>
+                <w:rFonts w:ascii="Helvetica" w:hAnsi="Helvetica" w:eastAsia="Helvetica" w:cs="Helvetica"/>
+                <w:i w:val="false"/>
+                <w:b w:val="false"/>
+                <w:u w:val="none"/>
+                <w:sz w:val="22"/>
+                <w:szCs w:val="22"/>
+                <w:color w:val="000000"/>
+              </w:rPr>
+            </w:pPr>
+            <w:r>
+              <w:rPr>
+                <w:rFonts w:ascii="Helvetica" w:hAnsi="Helvetica" w:eastAsia="Helvetica" w:cs="Helvetica"/>
+                <w:i w:val="false"/>
+                <w:b w:val="false"/>
+                <w:u w:val="none"/>
+                <w:sz w:val="22"/>
+                <w:szCs w:val="22"/>
+                <w:color w:val="000000"/>
+              </w:rPr>
+              <w:t xml:space="preserve">0.670</w:t>
             </w:r>
           </w:p>
         </w:tc>
@@ -14951,60 +14951,60 @@
                 <w:szCs w:val="22"/>
                 <w:color w:val="000000"/>
               </w:rPr>
-              <w:t xml:space="preserve">0.91, 1.62</w:t>
-            </w:r>
-          </w:p>
-        </w:tc>
-        <w:tc>
-          <w:tcPr>
-            <w:tcBorders>
-              <w:bottom w:val="none" w:sz="0" w:space="0" w:color="000000"/>
-              <w:top w:val="none" w:sz="0" w:space="0" w:color="000000"/>
-              <w:left w:val="none" w:sz="0" w:space="0" w:color="000000"/>
-              <w:right w:val="none" w:sz="0" w:space="0" w:color="000000"/>
-            </w:tcBorders>
-            <w:shd w:val="clear" w:color="auto" w:fill="FFFFFF"/>
-            <w:tcMar>
-              <w:top w:w="0" w:type="dxa"/>
-              <w:bottom w:w="0" w:type="dxa"/>
-              <w:left w:w="0" w:type="dxa"/>
-              <w:right w:w="0" w:type="dxa"/>
-            </w:tcMar>
-            <w:vAlign w:val="top"/>
-          </w:tcPr>
-          <w:p>
-            <w:pPr>
-              <w:pStyle w:val="Normal"/>
-              <w:jc w:val="center"/>
-              <w:pBdr>
-                <w:bottom w:val="none" w:sz="0" w:space="0" w:color="000000"/>
-                <w:top w:val="none" w:sz="0" w:space="0" w:color="000000"/>
-                <w:left w:val="none" w:sz="0" w:space="0" w:color="000000"/>
-                <w:right w:val="none" w:sz="0" w:space="0" w:color="000000"/>
-              </w:pBdr>
-              <w:spacing w:after="100" w:before="100" w:line="240"/>
-              <w:ind w:left="100" w:right="100" w:firstLine="0" w:firstLineChars="0"/>
-              <w:rPr>
-                <w:rFonts w:ascii="Helvetica" w:hAnsi="Helvetica" w:eastAsia="Helvetica" w:cs="Helvetica"/>
-                <w:i w:val="false"/>
-                <w:b w:val="false"/>
-                <w:u w:val="none"/>
-                <w:sz w:val="22"/>
-                <w:szCs w:val="22"/>
-                <w:color w:val="000000"/>
-              </w:rPr>
-            </w:pPr>
-            <w:r>
-              <w:rPr>
-                <w:rFonts w:ascii="Helvetica" w:hAnsi="Helvetica" w:eastAsia="Helvetica" w:cs="Helvetica"/>
-                <w:i w:val="false"/>
-                <w:b w:val="false"/>
-                <w:u w:val="none"/>
-                <w:sz w:val="22"/>
-                <w:szCs w:val="22"/>
-                <w:color w:val="000000"/>
-              </w:rPr>
-              <w:t xml:space="preserve">0.190</w:t>
+              <w:t xml:space="preserve">0.91, 1.61</w:t>
+            </w:r>
+          </w:p>
+        </w:tc>
+        <w:tc>
+          <w:tcPr>
+            <w:tcBorders>
+              <w:bottom w:val="none" w:sz="0" w:space="0" w:color="000000"/>
+              <w:top w:val="none" w:sz="0" w:space="0" w:color="000000"/>
+              <w:left w:val="none" w:sz="0" w:space="0" w:color="000000"/>
+              <w:right w:val="none" w:sz="0" w:space="0" w:color="000000"/>
+            </w:tcBorders>
+            <w:shd w:val="clear" w:color="auto" w:fill="FFFFFF"/>
+            <w:tcMar>
+              <w:top w:w="0" w:type="dxa"/>
+              <w:bottom w:w="0" w:type="dxa"/>
+              <w:left w:w="0" w:type="dxa"/>
+              <w:right w:w="0" w:type="dxa"/>
+            </w:tcMar>
+            <w:vAlign w:val="top"/>
+          </w:tcPr>
+          <w:p>
+            <w:pPr>
+              <w:pStyle w:val="Normal"/>
+              <w:jc w:val="center"/>
+              <w:pBdr>
+                <w:bottom w:val="none" w:sz="0" w:space="0" w:color="000000"/>
+                <w:top w:val="none" w:sz="0" w:space="0" w:color="000000"/>
+                <w:left w:val="none" w:sz="0" w:space="0" w:color="000000"/>
+                <w:right w:val="none" w:sz="0" w:space="0" w:color="000000"/>
+              </w:pBdr>
+              <w:spacing w:after="100" w:before="100" w:line="240"/>
+              <w:ind w:left="100" w:right="100" w:firstLine="0" w:firstLineChars="0"/>
+              <w:rPr>
+                <w:rFonts w:ascii="Helvetica" w:hAnsi="Helvetica" w:eastAsia="Helvetica" w:cs="Helvetica"/>
+                <w:i w:val="false"/>
+                <w:b w:val="false"/>
+                <w:u w:val="none"/>
+                <w:sz w:val="22"/>
+                <w:szCs w:val="22"/>
+                <w:color w:val="000000"/>
+              </w:rPr>
+            </w:pPr>
+            <w:r>
+              <w:rPr>
+                <w:rFonts w:ascii="Helvetica" w:hAnsi="Helvetica" w:eastAsia="Helvetica" w:cs="Helvetica"/>
+                <w:i w:val="false"/>
+                <w:b w:val="false"/>
+                <w:u w:val="none"/>
+                <w:sz w:val="22"/>
+                <w:szCs w:val="22"/>
+                <w:color w:val="000000"/>
+              </w:rPr>
+              <w:t xml:space="preserve">0.200</w:t>
             </w:r>
           </w:p>
         </w:tc>
@@ -15216,7 +15216,7 @@
                 <w:szCs w:val="22"/>
                 <w:color w:val="000000"/>
               </w:rPr>
-              <w:t xml:space="preserve">0.730</w:t>
+              <w:t xml:space="preserve">0.720</w:t>
             </w:r>
           </w:p>
         </w:tc>
@@ -15487,7 +15487,7 @@
                 <w:szCs w:val="22"/>
                 <w:color w:val="000000"/>
               </w:rPr>
-              <w:t xml:space="preserve">0.710</w:t>
+              <w:t xml:space="preserve">0.730</w:t>
             </w:r>
           </w:p>
         </w:tc>
@@ -15699,7 +15699,7 @@
                 <w:szCs w:val="22"/>
                 <w:color w:val="000000"/>
               </w:rPr>
-              <w:t xml:space="preserve">0.040</w:t>
+              <w:t xml:space="preserve">0.037</w:t>
             </w:r>
           </w:p>
         </w:tc>
@@ -15864,113 +15864,113 @@
                 <w:szCs w:val="22"/>
                 <w:color w:val="000000"/>
               </w:rPr>
-              <w:t xml:space="preserve">1.05</w:t>
-            </w:r>
-          </w:p>
-        </w:tc>
-        <w:tc>
-          <w:tcPr>
-            <w:tcBorders>
-              <w:bottom w:val="none" w:sz="0" w:space="0" w:color="000000"/>
-              <w:top w:val="none" w:sz="0" w:space="0" w:color="000000"/>
-              <w:left w:val="none" w:sz="0" w:space="0" w:color="000000"/>
-              <w:right w:val="none" w:sz="0" w:space="0" w:color="000000"/>
-            </w:tcBorders>
-            <w:shd w:val="clear" w:color="auto" w:fill="FFFFFF"/>
-            <w:tcMar>
-              <w:top w:w="0" w:type="dxa"/>
-              <w:bottom w:w="0" w:type="dxa"/>
-              <w:left w:w="0" w:type="dxa"/>
-              <w:right w:w="0" w:type="dxa"/>
-            </w:tcMar>
-            <w:vAlign w:val="top"/>
-          </w:tcPr>
-          <w:p>
-            <w:pPr>
-              <w:pStyle w:val="Normal"/>
-              <w:jc w:val="center"/>
-              <w:pBdr>
-                <w:bottom w:val="none" w:sz="0" w:space="0" w:color="000000"/>
-                <w:top w:val="none" w:sz="0" w:space="0" w:color="000000"/>
-                <w:left w:val="none" w:sz="0" w:space="0" w:color="000000"/>
-                <w:right w:val="none" w:sz="0" w:space="0" w:color="000000"/>
-              </w:pBdr>
-              <w:spacing w:after="100" w:before="100" w:line="240"/>
-              <w:ind w:left="100" w:right="100" w:firstLine="0" w:firstLineChars="0"/>
-              <w:rPr>
-                <w:rFonts w:ascii="Helvetica" w:hAnsi="Helvetica" w:eastAsia="Helvetica" w:cs="Helvetica"/>
-                <w:i w:val="false"/>
-                <w:b w:val="false"/>
-                <w:u w:val="none"/>
-                <w:sz w:val="22"/>
-                <w:szCs w:val="22"/>
-                <w:color w:val="000000"/>
-              </w:rPr>
-            </w:pPr>
-            <w:r>
-              <w:rPr>
-                <w:rFonts w:ascii="Helvetica" w:hAnsi="Helvetica" w:eastAsia="Helvetica" w:cs="Helvetica"/>
-                <w:i w:val="false"/>
-                <w:b w:val="false"/>
-                <w:u w:val="none"/>
-                <w:sz w:val="22"/>
-                <w:szCs w:val="22"/>
-                <w:color w:val="000000"/>
-              </w:rPr>
-              <w:t xml:space="preserve">0.82, 1.34</w:t>
-            </w:r>
-          </w:p>
-        </w:tc>
-        <w:tc>
-          <w:tcPr>
-            <w:tcBorders>
-              <w:bottom w:val="none" w:sz="0" w:space="0" w:color="000000"/>
-              <w:top w:val="none" w:sz="0" w:space="0" w:color="000000"/>
-              <w:left w:val="none" w:sz="0" w:space="0" w:color="000000"/>
-              <w:right w:val="none" w:sz="0" w:space="0" w:color="000000"/>
-            </w:tcBorders>
-            <w:shd w:val="clear" w:color="auto" w:fill="FFFFFF"/>
-            <w:tcMar>
-              <w:top w:w="0" w:type="dxa"/>
-              <w:bottom w:w="0" w:type="dxa"/>
-              <w:left w:w="0" w:type="dxa"/>
-              <w:right w:w="0" w:type="dxa"/>
-            </w:tcMar>
-            <w:vAlign w:val="top"/>
-          </w:tcPr>
-          <w:p>
-            <w:pPr>
-              <w:pStyle w:val="Normal"/>
-              <w:jc w:val="center"/>
-              <w:pBdr>
-                <w:bottom w:val="none" w:sz="0" w:space="0" w:color="000000"/>
-                <w:top w:val="none" w:sz="0" w:space="0" w:color="000000"/>
-                <w:left w:val="none" w:sz="0" w:space="0" w:color="000000"/>
-                <w:right w:val="none" w:sz="0" w:space="0" w:color="000000"/>
-              </w:pBdr>
-              <w:spacing w:after="100" w:before="100" w:line="240"/>
-              <w:ind w:left="100" w:right="100" w:firstLine="0" w:firstLineChars="0"/>
-              <w:rPr>
-                <w:rFonts w:ascii="Helvetica" w:hAnsi="Helvetica" w:eastAsia="Helvetica" w:cs="Helvetica"/>
-                <w:i w:val="false"/>
-                <w:b w:val="false"/>
-                <w:u w:val="none"/>
-                <w:sz w:val="22"/>
-                <w:szCs w:val="22"/>
-                <w:color w:val="000000"/>
-              </w:rPr>
-            </w:pPr>
-            <w:r>
-              <w:rPr>
-                <w:rFonts w:ascii="Helvetica" w:hAnsi="Helvetica" w:eastAsia="Helvetica" w:cs="Helvetica"/>
-                <w:i w:val="false"/>
-                <w:b w:val="false"/>
-                <w:u w:val="none"/>
-                <w:sz w:val="22"/>
-                <w:szCs w:val="22"/>
-                <w:color w:val="000000"/>
-              </w:rPr>
-              <w:t xml:space="preserve">0.700</w:t>
+              <w:t xml:space="preserve">1.04</w:t>
+            </w:r>
+          </w:p>
+        </w:tc>
+        <w:tc>
+          <w:tcPr>
+            <w:tcBorders>
+              <w:bottom w:val="none" w:sz="0" w:space="0" w:color="000000"/>
+              <w:top w:val="none" w:sz="0" w:space="0" w:color="000000"/>
+              <w:left w:val="none" w:sz="0" w:space="0" w:color="000000"/>
+              <w:right w:val="none" w:sz="0" w:space="0" w:color="000000"/>
+            </w:tcBorders>
+            <w:shd w:val="clear" w:color="auto" w:fill="FFFFFF"/>
+            <w:tcMar>
+              <w:top w:w="0" w:type="dxa"/>
+              <w:bottom w:w="0" w:type="dxa"/>
+              <w:left w:w="0" w:type="dxa"/>
+              <w:right w:w="0" w:type="dxa"/>
+            </w:tcMar>
+            <w:vAlign w:val="top"/>
+          </w:tcPr>
+          <w:p>
+            <w:pPr>
+              <w:pStyle w:val="Normal"/>
+              <w:jc w:val="center"/>
+              <w:pBdr>
+                <w:bottom w:val="none" w:sz="0" w:space="0" w:color="000000"/>
+                <w:top w:val="none" w:sz="0" w:space="0" w:color="000000"/>
+                <w:left w:val="none" w:sz="0" w:space="0" w:color="000000"/>
+                <w:right w:val="none" w:sz="0" w:space="0" w:color="000000"/>
+              </w:pBdr>
+              <w:spacing w:after="100" w:before="100" w:line="240"/>
+              <w:ind w:left="100" w:right="100" w:firstLine="0" w:firstLineChars="0"/>
+              <w:rPr>
+                <w:rFonts w:ascii="Helvetica" w:hAnsi="Helvetica" w:eastAsia="Helvetica" w:cs="Helvetica"/>
+                <w:i w:val="false"/>
+                <w:b w:val="false"/>
+                <w:u w:val="none"/>
+                <w:sz w:val="22"/>
+                <w:szCs w:val="22"/>
+                <w:color w:val="000000"/>
+              </w:rPr>
+            </w:pPr>
+            <w:r>
+              <w:rPr>
+                <w:rFonts w:ascii="Helvetica" w:hAnsi="Helvetica" w:eastAsia="Helvetica" w:cs="Helvetica"/>
+                <w:i w:val="false"/>
+                <w:b w:val="false"/>
+                <w:u w:val="none"/>
+                <w:sz w:val="22"/>
+                <w:szCs w:val="22"/>
+                <w:color w:val="000000"/>
+              </w:rPr>
+              <w:t xml:space="preserve">0.82, 1.33</w:t>
+            </w:r>
+          </w:p>
+        </w:tc>
+        <w:tc>
+          <w:tcPr>
+            <w:tcBorders>
+              <w:bottom w:val="none" w:sz="0" w:space="0" w:color="000000"/>
+              <w:top w:val="none" w:sz="0" w:space="0" w:color="000000"/>
+              <w:left w:val="none" w:sz="0" w:space="0" w:color="000000"/>
+              <w:right w:val="none" w:sz="0" w:space="0" w:color="000000"/>
+            </w:tcBorders>
+            <w:shd w:val="clear" w:color="auto" w:fill="FFFFFF"/>
+            <w:tcMar>
+              <w:top w:w="0" w:type="dxa"/>
+              <w:bottom w:w="0" w:type="dxa"/>
+              <w:left w:w="0" w:type="dxa"/>
+              <w:right w:w="0" w:type="dxa"/>
+            </w:tcMar>
+            <w:vAlign w:val="top"/>
+          </w:tcPr>
+          <w:p>
+            <w:pPr>
+              <w:pStyle w:val="Normal"/>
+              <w:jc w:val="center"/>
+              <w:pBdr>
+                <w:bottom w:val="none" w:sz="0" w:space="0" w:color="000000"/>
+                <w:top w:val="none" w:sz="0" w:space="0" w:color="000000"/>
+                <w:left w:val="none" w:sz="0" w:space="0" w:color="000000"/>
+                <w:right w:val="none" w:sz="0" w:space="0" w:color="000000"/>
+              </w:pBdr>
+              <w:spacing w:after="100" w:before="100" w:line="240"/>
+              <w:ind w:left="100" w:right="100" w:firstLine="0" w:firstLineChars="0"/>
+              <w:rPr>
+                <w:rFonts w:ascii="Helvetica" w:hAnsi="Helvetica" w:eastAsia="Helvetica" w:cs="Helvetica"/>
+                <w:i w:val="false"/>
+                <w:b w:val="false"/>
+                <w:u w:val="none"/>
+                <w:sz w:val="22"/>
+                <w:szCs w:val="22"/>
+                <w:color w:val="000000"/>
+              </w:rPr>
+            </w:pPr>
+            <w:r>
+              <w:rPr>
+                <w:rFonts w:ascii="Helvetica" w:hAnsi="Helvetica" w:eastAsia="Helvetica" w:cs="Helvetica"/>
+                <w:i w:val="false"/>
+                <w:b w:val="false"/>
+                <w:u w:val="none"/>
+                <w:sz w:val="22"/>
+                <w:szCs w:val="22"/>
+                <w:color w:val="000000"/>
+              </w:rPr>
+              <w:t xml:space="preserve">0.720</w:t>
             </w:r>
           </w:p>
         </w:tc>
@@ -16129,60 +16129,60 @@
                 <w:szCs w:val="22"/>
                 <w:color w:val="000000"/>
               </w:rPr>
-              <w:t xml:space="preserve">0.69, 1.23</w:t>
-            </w:r>
-          </w:p>
-        </w:tc>
-        <w:tc>
-          <w:tcPr>
-            <w:tcBorders>
-              <w:bottom w:val="none" w:sz="0" w:space="0" w:color="000000"/>
-              <w:top w:val="none" w:sz="0" w:space="0" w:color="000000"/>
-              <w:left w:val="none" w:sz="0" w:space="0" w:color="000000"/>
-              <w:right w:val="none" w:sz="0" w:space="0" w:color="000000"/>
-            </w:tcBorders>
-            <w:shd w:val="clear" w:color="auto" w:fill="FFFFFF"/>
-            <w:tcMar>
-              <w:top w:w="0" w:type="dxa"/>
-              <w:bottom w:w="0" w:type="dxa"/>
-              <w:left w:w="0" w:type="dxa"/>
-              <w:right w:w="0" w:type="dxa"/>
-            </w:tcMar>
-            <w:vAlign w:val="top"/>
-          </w:tcPr>
-          <w:p>
-            <w:pPr>
-              <w:pStyle w:val="Normal"/>
-              <w:jc w:val="center"/>
-              <w:pBdr>
-                <w:bottom w:val="none" w:sz="0" w:space="0" w:color="000000"/>
-                <w:top w:val="none" w:sz="0" w:space="0" w:color="000000"/>
-                <w:left w:val="none" w:sz="0" w:space="0" w:color="000000"/>
-                <w:right w:val="none" w:sz="0" w:space="0" w:color="000000"/>
-              </w:pBdr>
-              <w:spacing w:after="100" w:before="100" w:line="240"/>
-              <w:ind w:left="100" w:right="100" w:firstLine="0" w:firstLineChars="0"/>
-              <w:rPr>
-                <w:rFonts w:ascii="Helvetica" w:hAnsi="Helvetica" w:eastAsia="Helvetica" w:cs="Helvetica"/>
-                <w:i w:val="false"/>
-                <w:b w:val="false"/>
-                <w:u w:val="none"/>
-                <w:sz w:val="22"/>
-                <w:szCs w:val="22"/>
-                <w:color w:val="000000"/>
-              </w:rPr>
-            </w:pPr>
-            <w:r>
-              <w:rPr>
-                <w:rFonts w:ascii="Helvetica" w:hAnsi="Helvetica" w:eastAsia="Helvetica" w:cs="Helvetica"/>
-                <w:i w:val="false"/>
-                <w:b w:val="false"/>
-                <w:u w:val="none"/>
-                <w:sz w:val="22"/>
-                <w:szCs w:val="22"/>
-                <w:color w:val="000000"/>
-              </w:rPr>
-              <w:t xml:space="preserve">0.570</w:t>
+              <w:t xml:space="preserve">0.69, 1.22</w:t>
+            </w:r>
+          </w:p>
+        </w:tc>
+        <w:tc>
+          <w:tcPr>
+            <w:tcBorders>
+              <w:bottom w:val="none" w:sz="0" w:space="0" w:color="000000"/>
+              <w:top w:val="none" w:sz="0" w:space="0" w:color="000000"/>
+              <w:left w:val="none" w:sz="0" w:space="0" w:color="000000"/>
+              <w:right w:val="none" w:sz="0" w:space="0" w:color="000000"/>
+            </w:tcBorders>
+            <w:shd w:val="clear" w:color="auto" w:fill="FFFFFF"/>
+            <w:tcMar>
+              <w:top w:w="0" w:type="dxa"/>
+              <w:bottom w:w="0" w:type="dxa"/>
+              <w:left w:w="0" w:type="dxa"/>
+              <w:right w:w="0" w:type="dxa"/>
+            </w:tcMar>
+            <w:vAlign w:val="top"/>
+          </w:tcPr>
+          <w:p>
+            <w:pPr>
+              <w:pStyle w:val="Normal"/>
+              <w:jc w:val="center"/>
+              <w:pBdr>
+                <w:bottom w:val="none" w:sz="0" w:space="0" w:color="000000"/>
+                <w:top w:val="none" w:sz="0" w:space="0" w:color="000000"/>
+                <w:left w:val="none" w:sz="0" w:space="0" w:color="000000"/>
+                <w:right w:val="none" w:sz="0" w:space="0" w:color="000000"/>
+              </w:pBdr>
+              <w:spacing w:after="100" w:before="100" w:line="240"/>
+              <w:ind w:left="100" w:right="100" w:firstLine="0" w:firstLineChars="0"/>
+              <w:rPr>
+                <w:rFonts w:ascii="Helvetica" w:hAnsi="Helvetica" w:eastAsia="Helvetica" w:cs="Helvetica"/>
+                <w:i w:val="false"/>
+                <w:b w:val="false"/>
+                <w:u w:val="none"/>
+                <w:sz w:val="22"/>
+                <w:szCs w:val="22"/>
+                <w:color w:val="000000"/>
+              </w:rPr>
+            </w:pPr>
+            <w:r>
+              <w:rPr>
+                <w:rFonts w:ascii="Helvetica" w:hAnsi="Helvetica" w:eastAsia="Helvetica" w:cs="Helvetica"/>
+                <w:i w:val="false"/>
+                <w:b w:val="false"/>
+                <w:u w:val="none"/>
+                <w:sz w:val="22"/>
+                <w:szCs w:val="22"/>
+                <w:color w:val="000000"/>
+              </w:rPr>
+              <w:t xml:space="preserve">0.560</w:t>
             </w:r>
           </w:p>
         </w:tc>
@@ -16612,7 +16612,7 @@
                 <w:szCs w:val="22"/>
                 <w:color w:val="000000"/>
               </w:rPr>
-              <w:t xml:space="preserve">0.34, 0.91</w:t>
+              <w:t xml:space="preserve">0.34, 0.90</w:t>
             </w:r>
           </w:p>
         </w:tc>
@@ -17419,7 +17419,7 @@
                 <w:szCs w:val="22"/>
                 <w:color w:val="000000"/>
               </w:rPr>
-              <w:t xml:space="preserve">0.240</w:t>
+              <w:t xml:space="preserve">0.230</w:t>
             </w:r>
           </w:p>
         </w:tc>
@@ -17631,7 +17631,7 @@
                 <w:szCs w:val="22"/>
                 <w:color w:val="000000"/>
               </w:rPr>
-              <w:t xml:space="preserve">0.096</w:t>
+              <w:t xml:space="preserve">0.091</w:t>
             </w:r>
           </w:p>
         </w:tc>
